--- a/Lab_5/22669281_NguyenHuuSang_Lab_5.docx
+++ b/Lab_5/22669281_NguyenHuuSang_Lab_5.docx
@@ -1,6 +1,6 @@
 
 <file path=word/document.xml><?xml version="1.0" encoding="utf-8"?>
-<w:document xmlns:wpc="http://schemas.microsoft.com/office/word/2010/wordprocessingCanvas" xmlns:cx="http://schemas.microsoft.com/office/drawing/2014/chartex" xmlns:cx1="http://schemas.microsoft.com/office/drawing/2015/9/8/chartex" xmlns:cx2="http://schemas.microsoft.com/office/drawing/2015/10/21/chartex" xmlns:cx3="http://schemas.microsoft.com/office/drawing/2016/5/9/chartex" xmlns:cx4="http://schemas.microsoft.com/office/drawing/2016/5/10/chartex" xmlns:cx5="http://schemas.microsoft.com/office/drawing/2016/5/11/chartex" xmlns:cx6="http://schemas.microsoft.com/office/drawing/2016/5/12/chartex" xmlns:cx7="http://schemas.microsoft.com/office/drawing/2016/5/13/chartex" xmlns:cx8="http://schemas.microsoft.com/office/drawing/2016/5/14/chartex" xmlns:mc="http://schemas.openxmlformats.org/markup-compatibility/2006" xmlns:aink="http://schemas.microsoft.com/office/drawing/2016/ink" xmlns:am3d="http://schemas.microsoft.com/office/drawing/2017/model3d" xmlns:o="urn:schemas-microsoft-com:office:office" xmlns:oel="http://schemas.microsoft.com/office/2019/extlst" xmlns:r="http://schemas.openxmlformats.org/officeDocument/2006/relationships" xmlns:m="http://schemas.openxmlformats.org/officeDocument/2006/math" xmlns:v="urn:schemas-microsoft-com:vml" xmlns:wp14="http://schemas.microsoft.com/office/word/2010/wordprocessingDrawing" xmlns:wp="http://schemas.openxmlformats.org/drawingml/2006/wordprocessingDrawing" xmlns:w10="urn:schemas-microsoft-com:office:word" xmlns:w="http://schemas.openxmlformats.org/wordprocessingml/2006/main" xmlns:w14="http://schemas.microsoft.com/office/word/2010/wordml" xmlns:w15="http://schemas.microsoft.com/office/word/2012/wordml" xmlns:w16cex="http://schemas.microsoft.com/office/word/2018/wordml/cex" xmlns:w16cid="http://schemas.microsoft.com/office/word/2016/wordml/cid" xmlns:w16="http://schemas.microsoft.com/office/word/2018/wordml" xmlns:w16du="http://schemas.microsoft.com/office/word/2023/wordml/word16du" xmlns:w16sdtdh="http://schemas.microsoft.com/office/word/2020/wordml/sdtdatahash" xmlns:w16sdtfl="http://schemas.microsoft.com/office/word/2024/wordml/sdtformatlock" xmlns:w16se="http://schemas.microsoft.com/office/word/2015/wordml/symex" xmlns:wpg="http://schemas.microsoft.com/office/word/2010/wordprocessingGroup" xmlns:wpi="http://schemas.microsoft.com/office/word/2010/wordprocessingInk" xmlns:wne="http://schemas.microsoft.com/office/word/2006/wordml" xmlns:wps="http://schemas.microsoft.com/office/word/2010/wordprocessingShape" mc:Ignorable="w14 w15 w16se w16cid w16 w16cex w16sdtdh w16sdtfl w16du wp14">
+<w:document xmlns:wpc="http://schemas.microsoft.com/office/word/2010/wordprocessingCanvas" xmlns:mc="http://schemas.openxmlformats.org/markup-compatibility/2006" xmlns:o="urn:schemas-microsoft-com:office:office" xmlns:r="http://schemas.openxmlformats.org/officeDocument/2006/relationships" xmlns:m="http://schemas.openxmlformats.org/officeDocument/2006/math" xmlns:v="urn:schemas-microsoft-com:vml" xmlns:wp14="http://schemas.microsoft.com/office/word/2010/wordprocessingDrawing" xmlns:wp="http://schemas.openxmlformats.org/drawingml/2006/wordprocessingDrawing" xmlns:w10="urn:schemas-microsoft-com:office:word" xmlns:w="http://schemas.openxmlformats.org/wordprocessingml/2006/main" xmlns:w14="http://schemas.microsoft.com/office/word/2010/wordml" xmlns:w15="http://schemas.microsoft.com/office/word/2012/wordml" xmlns:wpg="http://schemas.microsoft.com/office/word/2010/wordprocessingGroup" xmlns:wpi="http://schemas.microsoft.com/office/word/2010/wordprocessingInk" xmlns:wne="http://schemas.microsoft.com/office/word/2006/wordml" xmlns:wps="http://schemas.microsoft.com/office/word/2010/wordprocessingShape" mc:Ignorable="w14 w15 wp14">
   <w:body>
     <w:p>
       <w:pPr>
@@ -88,22 +88,88 @@
           <w:sz w:val="54"/>
         </w:rPr>
       </w:pPr>
+      <w:proofErr w:type="spellStart"/>
       <w:r>
         <w:rPr>
           <w:rFonts w:cs="Times New Roman"/>
           <w:b/>
           <w:sz w:val="54"/>
         </w:rPr>
-        <w:t>Môn Học</w:t>
-      </w:r>
+        <w:t>Môn</w:t>
+      </w:r>
+      <w:proofErr w:type="spellEnd"/>
       <w:r>
         <w:rPr>
           <w:rFonts w:cs="Times New Roman"/>
           <w:b/>
           <w:sz w:val="54"/>
         </w:rPr>
-        <w:t>: Công nghệ mới</w:t>
-      </w:r>
+        <w:t xml:space="preserve"> </w:t>
+      </w:r>
+      <w:proofErr w:type="spellStart"/>
+      <w:r>
+        <w:rPr>
+          <w:rFonts w:cs="Times New Roman"/>
+          <w:b/>
+          <w:sz w:val="54"/>
+        </w:rPr>
+        <w:t>Học</w:t>
+      </w:r>
+      <w:proofErr w:type="spellEnd"/>
+      <w:r>
+        <w:rPr>
+          <w:rFonts w:cs="Times New Roman"/>
+          <w:b/>
+          <w:sz w:val="54"/>
+        </w:rPr>
+        <w:t xml:space="preserve">: </w:t>
+      </w:r>
+      <w:proofErr w:type="spellStart"/>
+      <w:r>
+        <w:rPr>
+          <w:rFonts w:cs="Times New Roman"/>
+          <w:b/>
+          <w:sz w:val="54"/>
+        </w:rPr>
+        <w:t>Công</w:t>
+      </w:r>
+      <w:proofErr w:type="spellEnd"/>
+      <w:r>
+        <w:rPr>
+          <w:rFonts w:cs="Times New Roman"/>
+          <w:b/>
+          <w:sz w:val="54"/>
+        </w:rPr>
+        <w:t xml:space="preserve"> </w:t>
+      </w:r>
+      <w:proofErr w:type="spellStart"/>
+      <w:r>
+        <w:rPr>
+          <w:rFonts w:cs="Times New Roman"/>
+          <w:b/>
+          <w:sz w:val="54"/>
+        </w:rPr>
+        <w:t>nghệ</w:t>
+      </w:r>
+      <w:proofErr w:type="spellEnd"/>
+      <w:r>
+        <w:rPr>
+          <w:rFonts w:cs="Times New Roman"/>
+          <w:b/>
+          <w:sz w:val="54"/>
+        </w:rPr>
+        <w:t xml:space="preserve"> </w:t>
+      </w:r>
+      <w:proofErr w:type="spellStart"/>
+      <w:r>
+        <w:rPr>
+          <w:rFonts w:cs="Times New Roman"/>
+          <w:b/>
+          <w:sz w:val="54"/>
+        </w:rPr>
+        <w:t>mới</w:t>
+      </w:r>
+      <w:proofErr w:type="spellEnd"/>
     </w:p>
     <w:p>
       <w:pPr>
@@ -286,13 +352,31 @@
         </w:rPr>
         <w:tab/>
       </w:r>
+      <w:proofErr w:type="spellStart"/>
       <w:r>
         <w:rPr>
           <w:rFonts w:cs="Times New Roman"/>
           <w:sz w:val="24"/>
         </w:rPr>
-        <w:t>Họ tên</w:t>
-      </w:r>
+        <w:t>Họ</w:t>
+      </w:r>
+      <w:proofErr w:type="spellEnd"/>
+      <w:r>
+        <w:rPr>
+          <w:rFonts w:cs="Times New Roman"/>
+          <w:sz w:val="24"/>
+        </w:rPr>
+        <w:t xml:space="preserve"> </w:t>
+      </w:r>
+      <w:proofErr w:type="spellStart"/>
+      <w:r>
+        <w:rPr>
+          <w:rFonts w:cs="Times New Roman"/>
+          <w:sz w:val="24"/>
+        </w:rPr>
+        <w:t>tên</w:t>
+      </w:r>
+      <w:proofErr w:type="spellEnd"/>
       <w:r>
         <w:rPr>
           <w:rFonts w:cs="Times New Roman"/>
@@ -301,12 +385,37 @@
         </w:rPr>
         <w:t xml:space="preserve">: </w:t>
       </w:r>
+      <w:proofErr w:type="spellStart"/>
       <w:r>
         <w:rPr>
           <w:rFonts w:cs="Times New Roman"/>
           <w:sz w:val="24"/>
         </w:rPr>
-        <w:t>Nguyễn Hữu Sang</w:t>
+        <w:t>Nguyễn</w:t>
+      </w:r>
+      <w:proofErr w:type="spellEnd"/>
+      <w:r>
+        <w:rPr>
+          <w:rFonts w:cs="Times New Roman"/>
+          <w:sz w:val="24"/>
+        </w:rPr>
+        <w:t xml:space="preserve"> </w:t>
+      </w:r>
+      <w:proofErr w:type="spellStart"/>
+      <w:r>
+        <w:rPr>
+          <w:rFonts w:cs="Times New Roman"/>
+          <w:sz w:val="24"/>
+        </w:rPr>
+        <w:t>Hữu</w:t>
+      </w:r>
+      <w:proofErr w:type="spellEnd"/>
+      <w:r>
+        <w:rPr>
+          <w:rFonts w:cs="Times New Roman"/>
+          <w:sz w:val="24"/>
+        </w:rPr>
+        <w:t xml:space="preserve"> Sang</w:t>
       </w:r>
     </w:p>
     <w:p>
@@ -453,6 +562,7 @@
         </w:rPr>
         <w:tab/>
       </w:r>
+      <w:proofErr w:type="spellStart"/>
       <w:r>
         <w:rPr>
           <w:rFonts w:cs="Times New Roman"/>
@@ -461,6 +571,7 @@
         </w:rPr>
         <w:t>Lớp</w:t>
       </w:r>
+      <w:proofErr w:type="spellEnd"/>
       <w:r>
         <w:rPr>
           <w:rFonts w:cs="Times New Roman"/>
@@ -548,14 +659,34 @@
         </w:rPr>
         <w:tab/>
       </w:r>
+      <w:proofErr w:type="spellStart"/>
       <w:r>
         <w:rPr>
           <w:rFonts w:cs="Times New Roman"/>
           <w:b/>
           <w:sz w:val="24"/>
         </w:rPr>
-        <w:t>Khóa học</w:t>
-      </w:r>
+        <w:t>Khóa</w:t>
+      </w:r>
+      <w:proofErr w:type="spellEnd"/>
+      <w:r>
+        <w:rPr>
+          <w:rFonts w:cs="Times New Roman"/>
+          <w:b/>
+          <w:sz w:val="24"/>
+        </w:rPr>
+        <w:t xml:space="preserve"> </w:t>
+      </w:r>
+      <w:proofErr w:type="spellStart"/>
+      <w:r>
+        <w:rPr>
+          <w:rFonts w:cs="Times New Roman"/>
+          <w:b/>
+          <w:sz w:val="24"/>
+        </w:rPr>
+        <w:t>học</w:t>
+      </w:r>
+      <w:proofErr w:type="spellEnd"/>
       <w:r>
         <w:rPr>
           <w:rFonts w:cs="Times New Roman"/>
@@ -600,6 +731,14 @@
     </w:p>
     <w:sdt>
       <w:sdtPr>
+        <w:rPr>
+          <w:rFonts w:ascii="Times New Roman" w:eastAsiaTheme="minorEastAsia" w:hAnsi="Times New Roman" w:cs="Calibri"/>
+          <w:color w:val="000000"/>
+          <w:kern w:val="2"/>
+          <w:sz w:val="26"/>
+          <w:szCs w:val="24"/>
+          <w14:ligatures w14:val="standardContextual"/>
+        </w:rPr>
         <w:id w:val="-533265123"/>
         <w:docPartObj>
           <w:docPartGallery w:val="Table of Contents"/>
@@ -608,15 +747,9 @@
       </w:sdtPr>
       <w:sdtEndPr>
         <w:rPr>
-          <w:rFonts w:ascii="Times New Roman" w:eastAsiaTheme="minorEastAsia" w:hAnsi="Times New Roman" w:cs="Calibri"/>
           <w:b/>
           <w:bCs/>
           <w:noProof/>
-          <w:color w:val="000000"/>
-          <w:kern w:val="2"/>
-          <w:sz w:val="26"/>
-          <w:szCs w:val="24"/>
-          <w14:ligatures w14:val="standardContextual"/>
         </w:rPr>
       </w:sdtEndPr>
       <w:sdtContent>
@@ -630,6 +763,7 @@
               <w:color w:val="auto"/>
             </w:rPr>
           </w:pPr>
+          <w:proofErr w:type="spellStart"/>
           <w:r>
             <w:rPr>
               <w:rFonts w:ascii="Times New Roman" w:hAnsi="Times New Roman" w:cs="Times New Roman"/>
@@ -637,21 +771,45 @@
               <w:bCs/>
               <w:color w:val="auto"/>
             </w:rPr>
-            <w:t>Mục lục</w:t>
+            <w:t>Mục</w:t>
           </w:r>
+          <w:proofErr w:type="spellEnd"/>
+          <w:r>
+            <w:rPr>
+              <w:rFonts w:ascii="Times New Roman" w:hAnsi="Times New Roman" w:cs="Times New Roman"/>
+              <w:b/>
+              <w:bCs/>
+              <w:color w:val="auto"/>
+            </w:rPr>
+            <w:t xml:space="preserve"> </w:t>
+          </w:r>
+          <w:proofErr w:type="spellStart"/>
+          <w:r>
+            <w:rPr>
+              <w:rFonts w:ascii="Times New Roman" w:hAnsi="Times New Roman" w:cs="Times New Roman"/>
+              <w:b/>
+              <w:bCs/>
+              <w:color w:val="auto"/>
+            </w:rPr>
+            <w:t>lục</w:t>
+          </w:r>
+          <w:proofErr w:type="spellEnd"/>
         </w:p>
         <w:p>
           <w:pPr>
             <w:pStyle w:val="TOC1"/>
             <w:tabs>
-              <w:tab w:val="left" w:pos="2310"/>
+              <w:tab w:val="left" w:pos="2290"/>
               <w:tab w:val="right" w:leader="dot" w:pos="8777"/>
             </w:tabs>
             <w:rPr>
               <w:rFonts w:asciiTheme="minorHAnsi" w:hAnsiTheme="minorHAnsi" w:cstheme="minorBidi"/>
               <w:noProof/>
               <w:color w:val="auto"/>
-              <w:sz w:val="24"/>
+              <w:kern w:val="0"/>
+              <w:sz w:val="22"/>
+              <w:szCs w:val="22"/>
+              <w14:ligatures w14:val="none"/>
             </w:rPr>
           </w:pPr>
           <w:r>
@@ -663,10 +821,11 @@
           <w:r>
             <w:fldChar w:fldCharType="separate"/>
           </w:r>
-          <w:hyperlink w:anchor="_Toc221453046" w:history="1">
+          <w:hyperlink w:anchor="_Toc223946373" w:history="1">
             <w:r>
               <w:rPr>
                 <w:rStyle w:val="Hyperlink"/>
+                <w:rFonts w:eastAsia="Times New Roman"/>
                 <w:noProof/>
               </w:rPr>
               <w:t>CHƯƠNG 1:</w:t>
@@ -676,7 +835,10 @@
                 <w:rFonts w:asciiTheme="minorHAnsi" w:hAnsiTheme="minorHAnsi" w:cstheme="minorBidi"/>
                 <w:noProof/>
                 <w:color w:val="auto"/>
-                <w:sz w:val="24"/>
+                <w:kern w:val="0"/>
+                <w:sz w:val="22"/>
+                <w:szCs w:val="22"/>
+                <w14:ligatures w14:val="none"/>
               </w:rPr>
               <w:tab/>
             </w:r>
@@ -685,7 +847,7 @@
                 <w:rStyle w:val="Hyperlink"/>
                 <w:noProof/>
               </w:rPr>
-              <w:t>Lab5- Tạo dự án CRUD Node JS, MVC, Dynamodb trên docker</w:t>
+              <w:t>Bài tập Tuần 10</w:t>
             </w:r>
             <w:r>
               <w:rPr>
@@ -706,7 +868,7 @@
                 <w:noProof/>
                 <w:webHidden/>
               </w:rPr>
-              <w:instrText xml:space="preserve"> PAGEREF _Toc221453046 \h </w:instrText>
+              <w:instrText xml:space="preserve"> PAGEREF _Toc223946373 \h </w:instrText>
             </w:r>
             <w:r>
               <w:rPr>
@@ -741,17 +903,20 @@
           <w:pPr>
             <w:pStyle w:val="TOC2"/>
             <w:tabs>
-              <w:tab w:val="left" w:pos="1680"/>
+              <w:tab w:val="left" w:pos="1540"/>
               <w:tab w:val="right" w:leader="dot" w:pos="8777"/>
             </w:tabs>
             <w:rPr>
               <w:rFonts w:asciiTheme="minorHAnsi" w:hAnsiTheme="minorHAnsi" w:cstheme="minorBidi"/>
               <w:noProof/>
               <w:color w:val="auto"/>
-              <w:sz w:val="24"/>
+              <w:kern w:val="0"/>
+              <w:sz w:val="22"/>
+              <w:szCs w:val="22"/>
+              <w14:ligatures w14:val="none"/>
             </w:rPr>
           </w:pPr>
-          <w:hyperlink w:anchor="_Toc221453047" w:history="1">
+          <w:hyperlink w:anchor="_Toc223946374" w:history="1">
             <w:r>
               <w:rPr>
                 <w:rStyle w:val="Hyperlink"/>
@@ -765,7 +930,10 @@
                 <w:rFonts w:asciiTheme="minorHAnsi" w:hAnsiTheme="minorHAnsi" w:cstheme="minorBidi"/>
                 <w:noProof/>
                 <w:color w:val="auto"/>
-                <w:sz w:val="24"/>
+                <w:kern w:val="0"/>
+                <w:sz w:val="22"/>
+                <w:szCs w:val="22"/>
+                <w14:ligatures w14:val="none"/>
               </w:rPr>
               <w:tab/>
             </w:r>
@@ -775,7 +943,7 @@
                 <w:rFonts w:eastAsia="Times New Roman"/>
                 <w:noProof/>
               </w:rPr>
-              <w:t>Link github</w:t>
+              <w:t>source code đầy đủ</w:t>
             </w:r>
             <w:r>
               <w:rPr>
@@ -796,7 +964,7 @@
                 <w:noProof/>
                 <w:webHidden/>
               </w:rPr>
-              <w:instrText xml:space="preserve"> PAGEREF _Toc221453047 \h </w:instrText>
+              <w:instrText xml:space="preserve"> PAGEREF _Toc223946374 \h </w:instrText>
             </w:r>
             <w:r>
               <w:rPr>
@@ -831,17 +999,20 @@
           <w:pPr>
             <w:pStyle w:val="TOC2"/>
             <w:tabs>
-              <w:tab w:val="left" w:pos="1680"/>
+              <w:tab w:val="left" w:pos="1540"/>
               <w:tab w:val="right" w:leader="dot" w:pos="8777"/>
             </w:tabs>
             <w:rPr>
               <w:rFonts w:asciiTheme="minorHAnsi" w:hAnsiTheme="minorHAnsi" w:cstheme="minorBidi"/>
               <w:noProof/>
               <w:color w:val="auto"/>
-              <w:sz w:val="24"/>
+              <w:kern w:val="0"/>
+              <w:sz w:val="22"/>
+              <w:szCs w:val="22"/>
+              <w14:ligatures w14:val="none"/>
             </w:rPr>
           </w:pPr>
-          <w:hyperlink w:anchor="_Toc221453048" w:history="1">
+          <w:hyperlink w:anchor="_Toc223946375" w:history="1">
             <w:r>
               <w:rPr>
                 <w:rStyle w:val="Hyperlink"/>
@@ -855,7 +1026,10 @@
                 <w:rFonts w:asciiTheme="minorHAnsi" w:hAnsiTheme="minorHAnsi" w:cstheme="minorBidi"/>
                 <w:noProof/>
                 <w:color w:val="auto"/>
-                <w:sz w:val="24"/>
+                <w:kern w:val="0"/>
+                <w:sz w:val="22"/>
+                <w:szCs w:val="22"/>
+                <w14:ligatures w14:val="none"/>
               </w:rPr>
               <w:tab/>
             </w:r>
@@ -865,7 +1039,7 @@
                 <w:rFonts w:eastAsia="Times New Roman"/>
                 <w:noProof/>
               </w:rPr>
-              <w:t>Màn hình chạy thiết bị</w:t>
+              <w:t>file hướng dẫn chạy chương trình</w:t>
             </w:r>
             <w:r>
               <w:rPr>
@@ -886,7 +1060,7 @@
                 <w:noProof/>
                 <w:webHidden/>
               </w:rPr>
-              <w:instrText xml:space="preserve"> PAGEREF _Toc221453048 \h </w:instrText>
+              <w:instrText xml:space="preserve"> PAGEREF _Toc223946375 \h </w:instrText>
             </w:r>
             <w:r>
               <w:rPr>
@@ -906,7 +1080,215 @@
                 <w:noProof/>
                 <w:webHidden/>
               </w:rPr>
-              <w:t>3</w:t>
+              <w:t>4</w:t>
+            </w:r>
+            <w:r>
+              <w:rPr>
+                <w:noProof/>
+                <w:webHidden/>
+              </w:rPr>
+              <w:fldChar w:fldCharType="end"/>
+            </w:r>
+          </w:hyperlink>
+        </w:p>
+        <w:p>
+          <w:pPr>
+            <w:pStyle w:val="TOC2"/>
+            <w:tabs>
+              <w:tab w:val="left" w:pos="1540"/>
+              <w:tab w:val="right" w:leader="dot" w:pos="8777"/>
+            </w:tabs>
+            <w:rPr>
+              <w:rFonts w:asciiTheme="minorHAnsi" w:hAnsiTheme="minorHAnsi" w:cstheme="minorBidi"/>
+              <w:noProof/>
+              <w:color w:val="auto"/>
+              <w:kern w:val="0"/>
+              <w:sz w:val="22"/>
+              <w:szCs w:val="22"/>
+              <w14:ligatures w14:val="none"/>
+            </w:rPr>
+          </w:pPr>
+          <w:hyperlink w:anchor="_Toc223946376" w:history="1">
+            <w:r>
+              <w:rPr>
+                <w:rStyle w:val="Hyperlink"/>
+                <w:rFonts w:eastAsia="Times New Roman"/>
+                <w:noProof/>
+              </w:rPr>
+              <w:t>1.3</w:t>
+            </w:r>
+            <w:r>
+              <w:rPr>
+                <w:rFonts w:asciiTheme="minorHAnsi" w:hAnsiTheme="minorHAnsi" w:cstheme="minorBidi"/>
+                <w:noProof/>
+                <w:color w:val="auto"/>
+                <w:kern w:val="0"/>
+                <w:sz w:val="22"/>
+                <w:szCs w:val="22"/>
+                <w14:ligatures w14:val="none"/>
+              </w:rPr>
+              <w:tab/>
+            </w:r>
+            <w:r>
+              <w:rPr>
+                <w:rStyle w:val="Hyperlink"/>
+                <w:rFonts w:eastAsia="Times New Roman"/>
+                <w:noProof/>
+              </w:rPr>
+              <w:t>ảnh chụ</w:t>
+            </w:r>
+            <w:r>
+              <w:rPr>
+                <w:rStyle w:val="Hyperlink"/>
+                <w:rFonts w:eastAsia="Times New Roman"/>
+                <w:noProof/>
+              </w:rPr>
+              <w:t>p</w:t>
+            </w:r>
+            <w:r>
+              <w:rPr>
+                <w:rStyle w:val="Hyperlink"/>
+                <w:rFonts w:eastAsia="Times New Roman"/>
+                <w:noProof/>
+              </w:rPr>
+              <w:t xml:space="preserve"> màn hình các chức năng chính</w:t>
+            </w:r>
+            <w:r>
+              <w:rPr>
+                <w:noProof/>
+                <w:webHidden/>
+              </w:rPr>
+              <w:tab/>
+            </w:r>
+            <w:r>
+              <w:rPr>
+                <w:noProof/>
+                <w:webHidden/>
+              </w:rPr>
+              <w:fldChar w:fldCharType="begin"/>
+            </w:r>
+            <w:r>
+              <w:rPr>
+                <w:noProof/>
+                <w:webHidden/>
+              </w:rPr>
+              <w:instrText xml:space="preserve"> PAGEREF _Toc223946376 \h </w:instrText>
+            </w:r>
+            <w:r>
+              <w:rPr>
+                <w:noProof/>
+                <w:webHidden/>
+              </w:rPr>
+            </w:r>
+            <w:r>
+              <w:rPr>
+                <w:noProof/>
+                <w:webHidden/>
+              </w:rPr>
+              <w:fldChar w:fldCharType="separate"/>
+            </w:r>
+            <w:r>
+              <w:rPr>
+                <w:noProof/>
+                <w:webHidden/>
+              </w:rPr>
+              <w:t>5</w:t>
+            </w:r>
+            <w:r>
+              <w:rPr>
+                <w:noProof/>
+                <w:webHidden/>
+              </w:rPr>
+              <w:fldChar w:fldCharType="end"/>
+            </w:r>
+          </w:hyperlink>
+        </w:p>
+        <w:p>
+          <w:pPr>
+            <w:pStyle w:val="TOC2"/>
+            <w:tabs>
+              <w:tab w:val="left" w:pos="1540"/>
+              <w:tab w:val="right" w:leader="dot" w:pos="8777"/>
+            </w:tabs>
+            <w:rPr>
+              <w:rFonts w:asciiTheme="minorHAnsi" w:hAnsiTheme="minorHAnsi" w:cstheme="minorBidi"/>
+              <w:noProof/>
+              <w:color w:val="auto"/>
+              <w:kern w:val="0"/>
+              <w:sz w:val="22"/>
+              <w:szCs w:val="22"/>
+              <w14:ligatures w14:val="none"/>
+            </w:rPr>
+          </w:pPr>
+          <w:hyperlink w:anchor="_Toc223946377" w:history="1">
+            <w:r>
+              <w:rPr>
+                <w:rStyle w:val="Hyperlink"/>
+                <w:rFonts w:eastAsia="Times New Roman"/>
+                <w:noProof/>
+              </w:rPr>
+              <w:t>1.4</w:t>
+            </w:r>
+            <w:r>
+              <w:rPr>
+                <w:rFonts w:asciiTheme="minorHAnsi" w:hAnsiTheme="minorHAnsi" w:cstheme="minorBidi"/>
+                <w:noProof/>
+                <w:color w:val="auto"/>
+                <w:kern w:val="0"/>
+                <w:sz w:val="22"/>
+                <w:szCs w:val="22"/>
+                <w14:ligatures w14:val="none"/>
+              </w:rPr>
+              <w:tab/>
+            </w:r>
+            <w:r>
+              <w:rPr>
+                <w:rStyle w:val="Hyperlink"/>
+                <w:rFonts w:eastAsia="Times New Roman"/>
+                <w:noProof/>
+              </w:rPr>
+              <w:t>báo cáo ngắn mô tả:</w:t>
+            </w:r>
+            <w:r>
+              <w:rPr>
+                <w:noProof/>
+                <w:webHidden/>
+              </w:rPr>
+              <w:tab/>
+            </w:r>
+            <w:r>
+              <w:rPr>
+                <w:noProof/>
+                <w:webHidden/>
+              </w:rPr>
+              <w:fldChar w:fldCharType="begin"/>
+            </w:r>
+            <w:r>
+              <w:rPr>
+                <w:noProof/>
+                <w:webHidden/>
+              </w:rPr>
+              <w:instrText xml:space="preserve"> PAGEREF _Toc223946377 \h </w:instrText>
+            </w:r>
+            <w:r>
+              <w:rPr>
+                <w:noProof/>
+                <w:webHidden/>
+              </w:rPr>
+            </w:r>
+            <w:r>
+              <w:rPr>
+                <w:noProof/>
+                <w:webHidden/>
+              </w:rPr>
+              <w:fldChar w:fldCharType="separate"/>
+            </w:r>
+            <w:r>
+              <w:rPr>
+                <w:noProof/>
+                <w:webHidden/>
+              </w:rPr>
+              <w:t>6</w:t>
             </w:r>
             <w:r>
               <w:rPr>
@@ -921,41 +1303,47 @@
           <w:pPr>
             <w:pStyle w:val="TOC3"/>
             <w:tabs>
-              <w:tab w:val="left" w:pos="1957"/>
+              <w:tab w:val="left" w:pos="1937"/>
               <w:tab w:val="right" w:leader="dot" w:pos="8777"/>
             </w:tabs>
             <w:rPr>
               <w:rFonts w:asciiTheme="minorHAnsi" w:hAnsiTheme="minorHAnsi" w:cstheme="minorBidi"/>
               <w:noProof/>
               <w:color w:val="auto"/>
-              <w:sz w:val="24"/>
+              <w:kern w:val="0"/>
+              <w:sz w:val="22"/>
+              <w:szCs w:val="22"/>
+              <w14:ligatures w14:val="none"/>
             </w:rPr>
           </w:pPr>
-          <w:hyperlink w:anchor="_Toc221453049" w:history="1">
+          <w:hyperlink w:anchor="_Toc223946378" w:history="1">
             <w:r>
               <w:rPr>
                 <w:rStyle w:val="Hyperlink"/>
-                <w:bCs/>
-                <w:noProof/>
-              </w:rPr>
-              <w:t>1.2.1</w:t>
+                <w:rFonts w:eastAsia="Times New Roman"/>
+                <w:noProof/>
+              </w:rPr>
+              <w:t>1.4.1</w:t>
             </w:r>
             <w:r>
               <w:rPr>
                 <w:rFonts w:asciiTheme="minorHAnsi" w:hAnsiTheme="minorHAnsi" w:cstheme="minorBidi"/>
                 <w:noProof/>
                 <w:color w:val="auto"/>
-                <w:sz w:val="24"/>
+                <w:kern w:val="0"/>
+                <w:sz w:val="22"/>
+                <w:szCs w:val="22"/>
+                <w14:ligatures w14:val="none"/>
               </w:rPr>
               <w:tab/>
             </w:r>
             <w:r>
               <w:rPr>
                 <w:rStyle w:val="Hyperlink"/>
-                <w:bCs/>
-                <w:noProof/>
-              </w:rPr>
-              <w:t>Danh sách Containers đang chạy</w:t>
+                <w:rFonts w:eastAsia="Times New Roman"/>
+                <w:noProof/>
+              </w:rPr>
+              <w:t>kiến trúc hệ thống</w:t>
             </w:r>
             <w:r>
               <w:rPr>
@@ -976,7 +1364,7 @@
                 <w:noProof/>
                 <w:webHidden/>
               </w:rPr>
-              <w:instrText xml:space="preserve"> PAGEREF _Toc221453049 \h </w:instrText>
+              <w:instrText xml:space="preserve"> PAGEREF _Toc223946378 \h </w:instrText>
             </w:r>
             <w:r>
               <w:rPr>
@@ -996,7 +1384,7 @@
                 <w:noProof/>
                 <w:webHidden/>
               </w:rPr>
-              <w:t>3</w:t>
+              <w:t>6</w:t>
             </w:r>
             <w:r>
               <w:rPr>
@@ -1011,39 +1399,47 @@
           <w:pPr>
             <w:pStyle w:val="TOC3"/>
             <w:tabs>
-              <w:tab w:val="left" w:pos="1957"/>
+              <w:tab w:val="left" w:pos="1937"/>
               <w:tab w:val="right" w:leader="dot" w:pos="8777"/>
             </w:tabs>
             <w:rPr>
               <w:rFonts w:asciiTheme="minorHAnsi" w:hAnsiTheme="minorHAnsi" w:cstheme="minorBidi"/>
               <w:noProof/>
               <w:color w:val="auto"/>
-              <w:sz w:val="24"/>
+              <w:kern w:val="0"/>
+              <w:sz w:val="22"/>
+              <w:szCs w:val="22"/>
+              <w14:ligatures w14:val="none"/>
             </w:rPr>
           </w:pPr>
-          <w:hyperlink w:anchor="_Toc221453050" w:history="1">
+          <w:hyperlink w:anchor="_Toc223946379" w:history="1">
             <w:r>
               <w:rPr>
                 <w:rStyle w:val="Hyperlink"/>
-                <w:noProof/>
-              </w:rPr>
-              <w:t>1.2.2</w:t>
+                <w:rFonts w:eastAsia="Times New Roman"/>
+                <w:noProof/>
+              </w:rPr>
+              <w:t>1.4.2</w:t>
             </w:r>
             <w:r>
               <w:rPr>
                 <w:rFonts w:asciiTheme="minorHAnsi" w:hAnsiTheme="minorHAnsi" w:cstheme="minorBidi"/>
                 <w:noProof/>
                 <w:color w:val="auto"/>
-                <w:sz w:val="24"/>
+                <w:kern w:val="0"/>
+                <w:sz w:val="22"/>
+                <w:szCs w:val="22"/>
+                <w14:ligatures w14:val="none"/>
               </w:rPr>
               <w:tab/>
             </w:r>
             <w:r>
               <w:rPr>
                 <w:rStyle w:val="Hyperlink"/>
-                <w:noProof/>
-              </w:rPr>
-              <w:t>DynamoDB Container Logs</w:t>
+                <w:rFonts w:eastAsia="Times New Roman"/>
+                <w:noProof/>
+              </w:rPr>
+              <w:t>cách kết nối DynamoDB</w:t>
             </w:r>
             <w:r>
               <w:rPr>
@@ -1064,7 +1460,7 @@
                 <w:noProof/>
                 <w:webHidden/>
               </w:rPr>
-              <w:instrText xml:space="preserve"> PAGEREF _Toc221453050 \h </w:instrText>
+              <w:instrText xml:space="preserve"> PAGEREF _Toc223946379 \h </w:instrText>
             </w:r>
             <w:r>
               <w:rPr>
@@ -1084,7 +1480,7 @@
                 <w:noProof/>
                 <w:webHidden/>
               </w:rPr>
-              <w:t>3</w:t>
+              <w:t>6</w:t>
             </w:r>
             <w:r>
               <w:rPr>
@@ -1099,39 +1495,47 @@
           <w:pPr>
             <w:pStyle w:val="TOC3"/>
             <w:tabs>
-              <w:tab w:val="left" w:pos="1957"/>
+              <w:tab w:val="left" w:pos="1937"/>
               <w:tab w:val="right" w:leader="dot" w:pos="8777"/>
             </w:tabs>
             <w:rPr>
               <w:rFonts w:asciiTheme="minorHAnsi" w:hAnsiTheme="minorHAnsi" w:cstheme="minorBidi"/>
               <w:noProof/>
               <w:color w:val="auto"/>
-              <w:sz w:val="24"/>
+              <w:kern w:val="0"/>
+              <w:sz w:val="22"/>
+              <w:szCs w:val="22"/>
+              <w14:ligatures w14:val="none"/>
             </w:rPr>
           </w:pPr>
-          <w:hyperlink w:anchor="_Toc221453051" w:history="1">
+          <w:hyperlink w:anchor="_Toc223946380" w:history="1">
             <w:r>
               <w:rPr>
                 <w:rStyle w:val="Hyperlink"/>
-                <w:noProof/>
-              </w:rPr>
-              <w:t>1.2.3</w:t>
+                <w:rFonts w:eastAsia="Times New Roman"/>
+                <w:noProof/>
+              </w:rPr>
+              <w:t>1.4.3</w:t>
             </w:r>
             <w:r>
               <w:rPr>
                 <w:rFonts w:asciiTheme="minorHAnsi" w:hAnsiTheme="minorHAnsi" w:cstheme="minorBidi"/>
                 <w:noProof/>
                 <w:color w:val="auto"/>
-                <w:sz w:val="24"/>
+                <w:kern w:val="0"/>
+                <w:sz w:val="22"/>
+                <w:szCs w:val="22"/>
+                <w14:ligatures w14:val="none"/>
               </w:rPr>
               <w:tab/>
             </w:r>
             <w:r>
               <w:rPr>
                 <w:rStyle w:val="Hyperlink"/>
-                <w:noProof/>
-              </w:rPr>
-              <w:t>Bảng Products trong DynamoDB</w:t>
+                <w:rFonts w:eastAsia="Times New Roman"/>
+                <w:noProof/>
+              </w:rPr>
+              <w:t>cách upload ảnh lên S3</w:t>
             </w:r>
             <w:r>
               <w:rPr>
@@ -1152,7 +1556,7 @@
                 <w:noProof/>
                 <w:webHidden/>
               </w:rPr>
-              <w:instrText xml:space="preserve"> PAGEREF _Toc221453051 \h </w:instrText>
+              <w:instrText xml:space="preserve"> PAGEREF _Toc223946380 \h </w:instrText>
             </w:r>
             <w:r>
               <w:rPr>
@@ -1172,7 +1576,7 @@
                 <w:noProof/>
                 <w:webHidden/>
               </w:rPr>
-              <w:t>4</w:t>
+              <w:t>6</w:t>
             </w:r>
             <w:r>
               <w:rPr>
@@ -1187,39 +1591,47 @@
           <w:pPr>
             <w:pStyle w:val="TOC3"/>
             <w:tabs>
-              <w:tab w:val="left" w:pos="1957"/>
+              <w:tab w:val="left" w:pos="1937"/>
               <w:tab w:val="right" w:leader="dot" w:pos="8777"/>
             </w:tabs>
             <w:rPr>
               <w:rFonts w:asciiTheme="minorHAnsi" w:hAnsiTheme="minorHAnsi" w:cstheme="minorBidi"/>
               <w:noProof/>
               <w:color w:val="auto"/>
-              <w:sz w:val="24"/>
+              <w:kern w:val="0"/>
+              <w:sz w:val="22"/>
+              <w:szCs w:val="22"/>
+              <w14:ligatures w14:val="none"/>
             </w:rPr>
           </w:pPr>
-          <w:hyperlink w:anchor="_Toc221453052" w:history="1">
+          <w:hyperlink w:anchor="_Toc223946381" w:history="1">
             <w:r>
               <w:rPr>
                 <w:rStyle w:val="Hyperlink"/>
-                <w:noProof/>
-              </w:rPr>
-              <w:t>1.2.4</w:t>
+                <w:rFonts w:eastAsia="Times New Roman"/>
+                <w:noProof/>
+              </w:rPr>
+              <w:t>1.4.4</w:t>
             </w:r>
             <w:r>
               <w:rPr>
                 <w:rFonts w:asciiTheme="minorHAnsi" w:hAnsiTheme="minorHAnsi" w:cstheme="minorBidi"/>
                 <w:noProof/>
                 <w:color w:val="auto"/>
-                <w:sz w:val="24"/>
+                <w:kern w:val="0"/>
+                <w:sz w:val="22"/>
+                <w:szCs w:val="22"/>
+                <w14:ligatures w14:val="none"/>
               </w:rPr>
               <w:tab/>
             </w:r>
             <w:r>
               <w:rPr>
                 <w:rStyle w:val="Hyperlink"/>
-                <w:noProof/>
-              </w:rPr>
-              <w:t>Màn hình danh sách sản phẩm</w:t>
+                <w:rFonts w:eastAsia="Times New Roman"/>
+                <w:noProof/>
+              </w:rPr>
+              <w:t>phân công công việc nếu làm theo nhóm</w:t>
             </w:r>
             <w:r>
               <w:rPr>
@@ -1240,271 +1652,7 @@
                 <w:noProof/>
                 <w:webHidden/>
               </w:rPr>
-              <w:instrText xml:space="preserve"> PAGEREF _Toc221453052 \h </w:instrText>
-            </w:r>
-            <w:r>
-              <w:rPr>
-                <w:noProof/>
-                <w:webHidden/>
-              </w:rPr>
-            </w:r>
-            <w:r>
-              <w:rPr>
-                <w:noProof/>
-                <w:webHidden/>
-              </w:rPr>
-              <w:fldChar w:fldCharType="separate"/>
-            </w:r>
-            <w:r>
-              <w:rPr>
-                <w:noProof/>
-                <w:webHidden/>
-              </w:rPr>
-              <w:t>5</w:t>
-            </w:r>
-            <w:r>
-              <w:rPr>
-                <w:noProof/>
-                <w:webHidden/>
-              </w:rPr>
-              <w:fldChar w:fldCharType="end"/>
-            </w:r>
-          </w:hyperlink>
-        </w:p>
-        <w:p>
-          <w:pPr>
-            <w:pStyle w:val="TOC3"/>
-            <w:tabs>
-              <w:tab w:val="left" w:pos="1957"/>
-              <w:tab w:val="right" w:leader="dot" w:pos="8777"/>
-            </w:tabs>
-            <w:rPr>
-              <w:rFonts w:asciiTheme="minorHAnsi" w:hAnsiTheme="minorHAnsi" w:cstheme="minorBidi"/>
-              <w:noProof/>
-              <w:color w:val="auto"/>
-              <w:sz w:val="24"/>
-            </w:rPr>
-          </w:pPr>
-          <w:hyperlink w:anchor="_Toc221453053" w:history="1">
-            <w:r>
-              <w:rPr>
-                <w:rStyle w:val="Hyperlink"/>
-                <w:noProof/>
-              </w:rPr>
-              <w:t>1.2.5</w:t>
-            </w:r>
-            <w:r>
-              <w:rPr>
-                <w:rFonts w:asciiTheme="minorHAnsi" w:hAnsiTheme="minorHAnsi" w:cstheme="minorBidi"/>
-                <w:noProof/>
-                <w:color w:val="auto"/>
-                <w:sz w:val="24"/>
-              </w:rPr>
-              <w:tab/>
-            </w:r>
-            <w:r>
-              <w:rPr>
-                <w:rStyle w:val="Hyperlink"/>
-                <w:noProof/>
-              </w:rPr>
-              <w:t>Màn hình sửa sản phẩm</w:t>
-            </w:r>
-            <w:r>
-              <w:rPr>
-                <w:noProof/>
-                <w:webHidden/>
-              </w:rPr>
-              <w:tab/>
-            </w:r>
-            <w:r>
-              <w:rPr>
-                <w:noProof/>
-                <w:webHidden/>
-              </w:rPr>
-              <w:fldChar w:fldCharType="begin"/>
-            </w:r>
-            <w:r>
-              <w:rPr>
-                <w:noProof/>
-                <w:webHidden/>
-              </w:rPr>
-              <w:instrText xml:space="preserve"> PAGEREF _Toc221453053 \h </w:instrText>
-            </w:r>
-            <w:r>
-              <w:rPr>
-                <w:noProof/>
-                <w:webHidden/>
-              </w:rPr>
-            </w:r>
-            <w:r>
-              <w:rPr>
-                <w:noProof/>
-                <w:webHidden/>
-              </w:rPr>
-              <w:fldChar w:fldCharType="separate"/>
-            </w:r>
-            <w:r>
-              <w:rPr>
-                <w:noProof/>
-                <w:webHidden/>
-              </w:rPr>
-              <w:t>5</w:t>
-            </w:r>
-            <w:r>
-              <w:rPr>
-                <w:noProof/>
-                <w:webHidden/>
-              </w:rPr>
-              <w:fldChar w:fldCharType="end"/>
-            </w:r>
-          </w:hyperlink>
-        </w:p>
-        <w:p>
-          <w:pPr>
-            <w:pStyle w:val="TOC3"/>
-            <w:tabs>
-              <w:tab w:val="left" w:pos="1957"/>
-              <w:tab w:val="right" w:leader="dot" w:pos="8777"/>
-            </w:tabs>
-            <w:rPr>
-              <w:rFonts w:asciiTheme="minorHAnsi" w:hAnsiTheme="minorHAnsi" w:cstheme="minorBidi"/>
-              <w:noProof/>
-              <w:color w:val="auto"/>
-              <w:sz w:val="24"/>
-            </w:rPr>
-          </w:pPr>
-          <w:hyperlink w:anchor="_Toc221453054" w:history="1">
-            <w:r>
-              <w:rPr>
-                <w:rStyle w:val="Hyperlink"/>
-                <w:noProof/>
-              </w:rPr>
-              <w:t>1.2.6</w:t>
-            </w:r>
-            <w:r>
-              <w:rPr>
-                <w:rFonts w:asciiTheme="minorHAnsi" w:hAnsiTheme="minorHAnsi" w:cstheme="minorBidi"/>
-                <w:noProof/>
-                <w:color w:val="auto"/>
-                <w:sz w:val="24"/>
-              </w:rPr>
-              <w:tab/>
-            </w:r>
-            <w:r>
-              <w:rPr>
-                <w:rStyle w:val="Hyperlink"/>
-                <w:noProof/>
-              </w:rPr>
-              <w:t>Màn hình thêm sản phẩm</w:t>
-            </w:r>
-            <w:r>
-              <w:rPr>
-                <w:noProof/>
-                <w:webHidden/>
-              </w:rPr>
-              <w:tab/>
-            </w:r>
-            <w:r>
-              <w:rPr>
-                <w:noProof/>
-                <w:webHidden/>
-              </w:rPr>
-              <w:fldChar w:fldCharType="begin"/>
-            </w:r>
-            <w:r>
-              <w:rPr>
-                <w:noProof/>
-                <w:webHidden/>
-              </w:rPr>
-              <w:instrText xml:space="preserve"> PAGEREF _Toc221453054 \h </w:instrText>
-            </w:r>
-            <w:r>
-              <w:rPr>
-                <w:noProof/>
-                <w:webHidden/>
-              </w:rPr>
-            </w:r>
-            <w:r>
-              <w:rPr>
-                <w:noProof/>
-                <w:webHidden/>
-              </w:rPr>
-              <w:fldChar w:fldCharType="separate"/>
-            </w:r>
-            <w:r>
-              <w:rPr>
-                <w:noProof/>
-                <w:webHidden/>
-              </w:rPr>
-              <w:t>6</w:t>
-            </w:r>
-            <w:r>
-              <w:rPr>
-                <w:noProof/>
-                <w:webHidden/>
-              </w:rPr>
-              <w:fldChar w:fldCharType="end"/>
-            </w:r>
-          </w:hyperlink>
-        </w:p>
-        <w:p>
-          <w:pPr>
-            <w:pStyle w:val="TOC3"/>
-            <w:tabs>
-              <w:tab w:val="left" w:pos="1957"/>
-              <w:tab w:val="right" w:leader="dot" w:pos="8777"/>
-            </w:tabs>
-            <w:rPr>
-              <w:rFonts w:asciiTheme="minorHAnsi" w:hAnsiTheme="minorHAnsi" w:cstheme="minorBidi"/>
-              <w:noProof/>
-              <w:color w:val="auto"/>
-              <w:sz w:val="24"/>
-            </w:rPr>
-          </w:pPr>
-          <w:hyperlink w:anchor="_Toc221453055" w:history="1">
-            <w:r>
-              <w:rPr>
-                <w:rStyle w:val="Hyperlink"/>
-                <w:noProof/>
-              </w:rPr>
-              <w:t>1.2.7</w:t>
-            </w:r>
-            <w:r>
-              <w:rPr>
-                <w:rFonts w:asciiTheme="minorHAnsi" w:hAnsiTheme="minorHAnsi" w:cstheme="minorBidi"/>
-                <w:noProof/>
-                <w:color w:val="auto"/>
-                <w:sz w:val="24"/>
-              </w:rPr>
-              <w:tab/>
-            </w:r>
-            <w:r>
-              <w:rPr>
-                <w:rStyle w:val="Hyperlink"/>
-                <w:noProof/>
-              </w:rPr>
-              <w:t>Màn hình xóa sản phẩm</w:t>
-            </w:r>
-            <w:r>
-              <w:rPr>
-                <w:noProof/>
-                <w:webHidden/>
-              </w:rPr>
-              <w:tab/>
-            </w:r>
-            <w:r>
-              <w:rPr>
-                <w:noProof/>
-                <w:webHidden/>
-              </w:rPr>
-              <w:fldChar w:fldCharType="begin"/>
-            </w:r>
-            <w:r>
-              <w:rPr>
-                <w:noProof/>
-                <w:webHidden/>
-              </w:rPr>
-              <w:instrText xml:space="preserve"> PAGEREF _Toc221453055 \h </w:instrText>
+              <w:instrText xml:space="preserve"> PAGEREF _Toc223946381 \h </w:instrText>
             </w:r>
             <w:r>
               <w:rPr>
@@ -1549,8 +1697,18 @@
     </w:sdt>
     <w:p>
       <w:pPr>
-        <w:spacing w:before="0" w:after="160" w:line="259" w:lineRule="auto"/>
-        <w:ind w:firstLine="0"/>
+        <w:numPr>
+          <w:ilvl w:val="0"/>
+          <w:numId w:val="28"/>
+        </w:numPr>
+        <w:spacing w:before="100" w:beforeAutospacing="1" w:after="100" w:afterAutospacing="1" w:line="240" w:lineRule="auto"/>
+        <w:rPr>
+          <w:rFonts w:eastAsia="Times New Roman" w:cs="Times New Roman"/>
+          <w:kern w:val="0"/>
+          <w14:ligatures w14:val="none"/>
+        </w:rPr>
+      </w:pPr>
+      <w:r>
         <w:rPr>
           <w:b/>
           <w:bCs/>
@@ -1560,43 +1718,21 @@
           <w:szCs w:val="44"/>
           <w:lang w:eastAsia="zh-CN"/>
         </w:rPr>
-      </w:pPr>
-      <w:r>
-        <w:rPr>
-          <w:b/>
-          <w:bCs/>
-          <w:caps/>
-          <w:kern w:val="44"/>
-          <w:sz w:val="32"/>
-          <w:szCs w:val="44"/>
-          <w:lang w:eastAsia="zh-CN"/>
-        </w:rPr>
         <w:br w:type="page"/>
       </w:r>
     </w:p>
     <w:p>
       <w:pPr>
-        <w:spacing w:before="0" w:after="160" w:line="259" w:lineRule="auto"/>
-        <w:ind w:firstLine="0"/>
-        <w:rPr>
-          <w:b/>
-          <w:bCs/>
-          <w:caps/>
-          <w:kern w:val="44"/>
-          <w:sz w:val="32"/>
-          <w:szCs w:val="44"/>
-          <w:lang w:eastAsia="zh-CN"/>
-        </w:rPr>
-      </w:pPr>
-    </w:p>
-    <w:p>
-      <w:pPr>
         <w:pStyle w:val="Heading1"/>
         <w:spacing w:after="120"/>
-      </w:pPr>
-      <w:bookmarkStart w:id="0" w:name="_Toc221453046"/>
-      <w:r>
-        <w:t>Lab5- Tạo dự án CRUD Node JS, MVC, Dynamodb trên docker</w:t>
+        <w:rPr>
+          <w:rFonts w:eastAsia="Times New Roman"/>
+        </w:rPr>
+      </w:pPr>
+      <w:bookmarkStart w:id="0" w:name="_Toc223946373"/>
+      <w:r>
+        <w:lastRenderedPageBreak/>
+        <w:t>Bài tập Tuần 10</w:t>
       </w:r>
       <w:bookmarkEnd w:id="0"/>
     </w:p>
@@ -1607,21 +1743,62 @@
           <w:rFonts w:eastAsia="Times New Roman"/>
         </w:rPr>
       </w:pPr>
-      <w:bookmarkStart w:id="1" w:name="_Toc221453047"/>
-      <w:r>
-        <w:rPr>
-          <w:rFonts w:eastAsia="Times New Roman"/>
-        </w:rPr>
-        <w:t>Link github</w:t>
+      <w:bookmarkStart w:id="1" w:name="_Toc223946374"/>
+      <w:proofErr w:type="gramStart"/>
+      <w:r>
+        <w:rPr>
+          <w:rFonts w:eastAsia="Times New Roman"/>
+        </w:rPr>
+        <w:t>source</w:t>
+      </w:r>
+      <w:proofErr w:type="gramEnd"/>
+      <w:r>
+        <w:rPr>
+          <w:rFonts w:eastAsia="Times New Roman"/>
+        </w:rPr>
+        <w:t xml:space="preserve"> code </w:t>
+      </w:r>
+      <w:proofErr w:type="spellStart"/>
+      <w:r>
+        <w:rPr>
+          <w:rFonts w:eastAsia="Times New Roman"/>
+        </w:rPr>
+        <w:t>đầy</w:t>
+      </w:r>
+      <w:proofErr w:type="spellEnd"/>
+      <w:r>
+        <w:rPr>
+          <w:rFonts w:eastAsia="Times New Roman"/>
+        </w:rPr>
+        <w:t xml:space="preserve"> </w:t>
+      </w:r>
+      <w:proofErr w:type="spellStart"/>
+      <w:r>
+        <w:rPr>
+          <w:rFonts w:eastAsia="Times New Roman"/>
+        </w:rPr>
+        <w:t>đủ</w:t>
       </w:r>
       <w:bookmarkEnd w:id="1"/>
+      <w:proofErr w:type="spellEnd"/>
     </w:p>
     <w:p>
       <w:pPr>
+        <w:spacing w:before="0" w:after="160" w:line="259" w:lineRule="auto"/>
         <w:ind w:firstLine="0"/>
-      </w:pPr>
-      <w:r>
-        <w:t>https://github.com/NguyenHuuSang04/CNM/tree/main/Lab_5</w:t>
+        <w:rPr>
+          <w:rFonts w:eastAsia="Times New Roman" w:cstheme="majorBidi"/>
+          <w:b/>
+          <w:color w:val="000000" w:themeColor="text1"/>
+          <w:sz w:val="28"/>
+          <w:szCs w:val="32"/>
+        </w:rPr>
+      </w:pPr>
+      <w:r>
+        <w:rPr>
+          <w:rFonts w:eastAsia="Times New Roman"/>
+        </w:rPr>
+        <w:br w:type="page"/>
       </w:r>
     </w:p>
     <w:p>
@@ -1631,47 +1808,290 @@
           <w:rFonts w:eastAsia="Times New Roman"/>
         </w:rPr>
       </w:pPr>
-      <w:bookmarkStart w:id="2" w:name="_Toc221453048"/>
-      <w:r>
-        <w:rPr>
-          <w:rFonts w:eastAsia="Times New Roman"/>
-        </w:rPr>
-        <w:t>Màn hình chạy thiết bị</w:t>
+      <w:bookmarkStart w:id="2" w:name="_Toc223946375"/>
+      <w:proofErr w:type="gramStart"/>
+      <w:r>
+        <w:rPr>
+          <w:rFonts w:eastAsia="Times New Roman"/>
+        </w:rPr>
+        <w:lastRenderedPageBreak/>
+        <w:t>file</w:t>
+      </w:r>
+      <w:proofErr w:type="gramEnd"/>
+      <w:r>
+        <w:rPr>
+          <w:rFonts w:eastAsia="Times New Roman"/>
+        </w:rPr>
+        <w:t xml:space="preserve"> </w:t>
+      </w:r>
+      <w:proofErr w:type="spellStart"/>
+      <w:r>
+        <w:rPr>
+          <w:rFonts w:eastAsia="Times New Roman"/>
+        </w:rPr>
+        <w:t>hướng</w:t>
+      </w:r>
+      <w:proofErr w:type="spellEnd"/>
+      <w:r>
+        <w:rPr>
+          <w:rFonts w:eastAsia="Times New Roman"/>
+        </w:rPr>
+        <w:t xml:space="preserve"> </w:t>
+      </w:r>
+      <w:proofErr w:type="spellStart"/>
+      <w:r>
+        <w:rPr>
+          <w:rFonts w:eastAsia="Times New Roman"/>
+        </w:rPr>
+        <w:t>dẫn</w:t>
+      </w:r>
+      <w:proofErr w:type="spellEnd"/>
+      <w:r>
+        <w:rPr>
+          <w:rFonts w:eastAsia="Times New Roman"/>
+        </w:rPr>
+        <w:t xml:space="preserve"> </w:t>
+      </w:r>
+      <w:proofErr w:type="spellStart"/>
+      <w:r>
+        <w:rPr>
+          <w:rFonts w:eastAsia="Times New Roman"/>
+        </w:rPr>
+        <w:t>chạy</w:t>
+      </w:r>
+      <w:proofErr w:type="spellEnd"/>
+      <w:r>
+        <w:rPr>
+          <w:rFonts w:eastAsia="Times New Roman"/>
+        </w:rPr>
+        <w:t xml:space="preserve"> </w:t>
+      </w:r>
+      <w:proofErr w:type="spellStart"/>
+      <w:r>
+        <w:rPr>
+          <w:rFonts w:eastAsia="Times New Roman"/>
+        </w:rPr>
+        <w:t>chương</w:t>
+      </w:r>
+      <w:proofErr w:type="spellEnd"/>
+      <w:r>
+        <w:rPr>
+          <w:rFonts w:eastAsia="Times New Roman"/>
+        </w:rPr>
+        <w:t xml:space="preserve"> </w:t>
+      </w:r>
+      <w:proofErr w:type="spellStart"/>
+      <w:r>
+        <w:rPr>
+          <w:rFonts w:eastAsia="Times New Roman"/>
+        </w:rPr>
+        <w:t>trình</w:t>
       </w:r>
       <w:bookmarkEnd w:id="2"/>
+      <w:proofErr w:type="spellEnd"/>
     </w:p>
     <w:p>
       <w:pPr>
-        <w:pStyle w:val="Heading3"/>
-        <w:rPr>
-          <w:bCs/>
-        </w:rPr>
-      </w:pPr>
-      <w:r>
-        <w:rPr>
-          <w:bCs/>
-        </w:rPr>
-        <w:t xml:space="preserve"> </w:t>
-      </w:r>
-      <w:bookmarkStart w:id="3" w:name="_Toc221453049"/>
-      <w:r>
-        <w:rPr>
-          <w:bCs/>
-        </w:rPr>
-        <w:t>Danh sách Containers đang chạy</w:t>
-      </w:r>
-      <w:bookmarkEnd w:id="3"/>
+        <w:spacing w:before="0" w:after="160" w:line="259" w:lineRule="auto"/>
+        <w:ind w:firstLine="0"/>
+        <w:rPr>
+          <w:rFonts w:eastAsia="Times New Roman" w:cstheme="majorBidi"/>
+          <w:b/>
+          <w:color w:val="000000" w:themeColor="text1"/>
+          <w:sz w:val="28"/>
+          <w:szCs w:val="32"/>
+        </w:rPr>
+      </w:pPr>
+      <w:r>
+        <w:rPr>
+          <w:rFonts w:eastAsia="Times New Roman"/>
+        </w:rPr>
+        <w:br w:type="page"/>
+      </w:r>
     </w:p>
     <w:p>
       <w:pPr>
+        <w:pStyle w:val="Heading2"/>
+        <w:numPr>
+          <w:ilvl w:val="0"/>
+          <w:numId w:val="0"/>
+        </w:numPr>
+        <w:ind w:left="576"/>
+        <w:rPr>
+          <w:rFonts w:eastAsia="Times New Roman"/>
+        </w:rPr>
+      </w:pPr>
+    </w:p>
+    <w:p>
+      <w:pPr>
+        <w:pStyle w:val="Heading2"/>
+        <w:rPr>
+          <w:rFonts w:eastAsia="Times New Roman"/>
+        </w:rPr>
+      </w:pPr>
+      <w:bookmarkStart w:id="3" w:name="_Toc223946376"/>
+      <w:proofErr w:type="spellStart"/>
+      <w:proofErr w:type="gramStart"/>
+      <w:r>
+        <w:rPr>
+          <w:rFonts w:eastAsia="Times New Roman"/>
+        </w:rPr>
+        <w:t>ảnh</w:t>
+      </w:r>
+      <w:proofErr w:type="spellEnd"/>
+      <w:proofErr w:type="gramEnd"/>
+      <w:r>
+        <w:rPr>
+          <w:rFonts w:eastAsia="Times New Roman"/>
+        </w:rPr>
+        <w:t xml:space="preserve"> </w:t>
+      </w:r>
+      <w:proofErr w:type="spellStart"/>
+      <w:r>
+        <w:rPr>
+          <w:rFonts w:eastAsia="Times New Roman"/>
+        </w:rPr>
+        <w:t>chụp</w:t>
+      </w:r>
+      <w:proofErr w:type="spellEnd"/>
+      <w:r>
+        <w:rPr>
+          <w:rFonts w:eastAsia="Times New Roman"/>
+        </w:rPr>
+        <w:t xml:space="preserve"> </w:t>
+      </w:r>
+      <w:proofErr w:type="spellStart"/>
+      <w:r>
+        <w:rPr>
+          <w:rFonts w:eastAsia="Times New Roman"/>
+        </w:rPr>
+        <w:t>màn</w:t>
+      </w:r>
+      <w:proofErr w:type="spellEnd"/>
+      <w:r>
+        <w:rPr>
+          <w:rFonts w:eastAsia="Times New Roman"/>
+        </w:rPr>
+        <w:t xml:space="preserve"> </w:t>
+      </w:r>
+      <w:proofErr w:type="spellStart"/>
+      <w:r>
+        <w:rPr>
+          <w:rFonts w:eastAsia="Times New Roman"/>
+        </w:rPr>
+        <w:t>hình</w:t>
+      </w:r>
+      <w:proofErr w:type="spellEnd"/>
+      <w:r>
+        <w:rPr>
+          <w:rFonts w:eastAsia="Times New Roman"/>
+        </w:rPr>
+        <w:t xml:space="preserve"> </w:t>
+      </w:r>
+      <w:proofErr w:type="spellStart"/>
+      <w:r>
+        <w:rPr>
+          <w:rFonts w:eastAsia="Times New Roman"/>
+        </w:rPr>
+        <w:t>các</w:t>
+      </w:r>
+      <w:proofErr w:type="spellEnd"/>
+      <w:r>
+        <w:rPr>
+          <w:rFonts w:eastAsia="Times New Roman"/>
+        </w:rPr>
+        <w:t xml:space="preserve"> </w:t>
+      </w:r>
+      <w:proofErr w:type="spellStart"/>
+      <w:r>
+        <w:rPr>
+          <w:rFonts w:eastAsia="Times New Roman"/>
+        </w:rPr>
+        <w:t>chức</w:t>
+      </w:r>
+      <w:proofErr w:type="spellEnd"/>
+      <w:r>
+        <w:rPr>
+          <w:rFonts w:eastAsia="Times New Roman"/>
+        </w:rPr>
+        <w:t xml:space="preserve"> </w:t>
+      </w:r>
+      <w:proofErr w:type="spellStart"/>
+      <w:r>
+        <w:rPr>
+          <w:rFonts w:eastAsia="Times New Roman"/>
+        </w:rPr>
+        <w:t>năng</w:t>
+      </w:r>
+      <w:proofErr w:type="spellEnd"/>
+      <w:r>
+        <w:rPr>
+          <w:rFonts w:eastAsia="Times New Roman"/>
+        </w:rPr>
+        <w:t xml:space="preserve"> </w:t>
+      </w:r>
+      <w:proofErr w:type="spellStart"/>
+      <w:r>
+        <w:rPr>
+          <w:rFonts w:eastAsia="Times New Roman"/>
+        </w:rPr>
+        <w:t>chính</w:t>
+      </w:r>
+      <w:bookmarkEnd w:id="3"/>
+      <w:proofErr w:type="spellEnd"/>
+    </w:p>
+    <w:p>
+      <w:pPr>
+        <w:pStyle w:val="Heading3"/>
+      </w:pPr>
+      <w:proofErr w:type="spellStart"/>
+      <w:r>
+        <w:t>Trang</w:t>
+      </w:r>
+      <w:proofErr w:type="spellEnd"/>
+      <w:r>
+        <w:t xml:space="preserve"> </w:t>
+      </w:r>
+      <w:proofErr w:type="spellStart"/>
+      <w:r>
+        <w:t>danh</w:t>
+      </w:r>
+      <w:proofErr w:type="spellEnd"/>
+      <w:r>
+        <w:t xml:space="preserve"> </w:t>
+      </w:r>
+      <w:proofErr w:type="spellStart"/>
+      <w:r>
+        <w:t>sách</w:t>
+      </w:r>
+      <w:proofErr w:type="spellEnd"/>
+      <w:r>
+        <w:t xml:space="preserve"> </w:t>
+      </w:r>
+      <w:proofErr w:type="spellStart"/>
+      <w:r>
+        <w:t>sản</w:t>
+      </w:r>
+      <w:proofErr w:type="spellEnd"/>
+      <w:r>
+        <w:t xml:space="preserve"> </w:t>
+      </w:r>
+      <w:proofErr w:type="spellStart"/>
+      <w:r>
+        <w:t>phẩm</w:t>
+      </w:r>
+      <w:proofErr w:type="spellEnd"/>
+    </w:p>
+    <w:p>
+      <w:pPr>
         <w:ind w:firstLine="0"/>
       </w:pPr>
       <w:r>
         <w:drawing>
-          <wp:inline distT="0" distB="0" distL="0" distR="0" wp14:anchorId="52599C43" wp14:editId="3684E4F7">
-            <wp:extent cx="5579745" cy="2964180"/>
-            <wp:effectExtent l="0" t="0" r="1905" b="7620"/>
-            <wp:docPr id="1193718073" name="Picture 1"/>
+          <wp:inline distT="0" distB="0" distL="0" distR="0" wp14:anchorId="2AF7B5C4" wp14:editId="3B82BDE4">
+            <wp:extent cx="5579745" cy="3138170"/>
+            <wp:effectExtent l="0" t="0" r="1905" b="5080"/>
+            <wp:docPr id="1" name="Picture 1"/>
             <wp:cNvGraphicFramePr>
               <a:graphicFrameLocks xmlns:a="http://schemas.openxmlformats.org/drawingml/2006/main" noChangeAspect="1"/>
             </wp:cNvGraphicFramePr>
@@ -1679,7 +2099,7 @@
               <a:graphicData uri="http://schemas.openxmlformats.org/drawingml/2006/picture">
                 <pic:pic xmlns:pic="http://schemas.openxmlformats.org/drawingml/2006/picture">
                   <pic:nvPicPr>
-                    <pic:cNvPr id="1193718073" name=""/>
+                    <pic:cNvPr id="1" name=""/>
                     <pic:cNvPicPr/>
                   </pic:nvPicPr>
                   <pic:blipFill>
@@ -1691,7 +2111,7 @@
                   <pic:spPr>
                     <a:xfrm>
                       <a:off x="0" y="0"/>
-                      <a:ext cx="5579745" cy="2964180"/>
+                      <a:ext cx="5579745" cy="3138170"/>
                     </a:xfrm>
                     <a:prstGeom prst="rect">
                       <a:avLst/>
@@ -1706,35 +2126,48 @@
     </w:p>
     <w:p>
       <w:pPr>
-        <w:ind w:firstLine="0"/>
-      </w:pPr>
+        <w:pStyle w:val="Heading3"/>
+      </w:pPr>
+      <w:proofErr w:type="spellStart"/>
+      <w:r>
+        <w:t>Trang</w:t>
+      </w:r>
+      <w:proofErr w:type="spellEnd"/>
+      <w:r>
+        <w:t xml:space="preserve"> </w:t>
+      </w:r>
+      <w:proofErr w:type="spellStart"/>
+      <w:r>
+        <w:t>thêm</w:t>
+      </w:r>
+      <w:proofErr w:type="spellEnd"/>
+      <w:r>
+        <w:t xml:space="preserve"> </w:t>
+      </w:r>
+      <w:proofErr w:type="spellStart"/>
+      <w:r>
+        <w:t>sản</w:t>
+      </w:r>
+      <w:proofErr w:type="spellEnd"/>
+      <w:r>
+        <w:t xml:space="preserve"> </w:t>
+      </w:r>
+      <w:proofErr w:type="spellStart"/>
+      <w:r>
+        <w:t>phẩm</w:t>
+      </w:r>
+      <w:proofErr w:type="spellEnd"/>
     </w:p>
     <w:p>
       <w:pPr>
-        <w:pStyle w:val="Heading3"/>
-      </w:pPr>
-      <w:bookmarkStart w:id="4" w:name="_Toc221453050"/>
-      <w:r>
-        <w:t>DynamoDB Container Logs</w:t>
-      </w:r>
-      <w:bookmarkEnd w:id="4"/>
-    </w:p>
-    <w:p>
-      <w:pPr>
         <w:ind w:firstLine="0"/>
       </w:pPr>
-    </w:p>
-    <w:p>
-      <w:pPr>
-        <w:ind w:firstLine="0"/>
-      </w:pPr>
-      <w:r>
-        <w:lastRenderedPageBreak/>
+      <w:r>
         <w:drawing>
-          <wp:inline distT="0" distB="0" distL="0" distR="0" wp14:anchorId="0159C6C6" wp14:editId="55FCB18A">
-            <wp:extent cx="5579745" cy="2964180"/>
-            <wp:effectExtent l="0" t="0" r="1905" b="7620"/>
-            <wp:docPr id="1596115544" name="Picture 1"/>
+          <wp:inline distT="0" distB="0" distL="0" distR="0" wp14:anchorId="3E09934B" wp14:editId="53B71E03">
+            <wp:extent cx="5579745" cy="3138170"/>
+            <wp:effectExtent l="0" t="0" r="1905" b="5080"/>
+            <wp:docPr id="2" name="Picture 2"/>
             <wp:cNvGraphicFramePr>
               <a:graphicFrameLocks xmlns:a="http://schemas.openxmlformats.org/drawingml/2006/main" noChangeAspect="1"/>
             </wp:cNvGraphicFramePr>
@@ -1742,69 +2175,7 @@
               <a:graphicData uri="http://schemas.openxmlformats.org/drawingml/2006/picture">
                 <pic:pic xmlns:pic="http://schemas.openxmlformats.org/drawingml/2006/picture">
                   <pic:nvPicPr>
-                    <pic:cNvPr id="1596115544" name=""/>
-                    <pic:cNvPicPr/>
-                  </pic:nvPicPr>
-                  <pic:blipFill>
-                    <a:blip r:embed="rId9"/>
-                    <a:stretch>
-                      <a:fillRect/>
-                    </a:stretch>
-                  </pic:blipFill>
-                  <pic:spPr>
-                    <a:xfrm>
-                      <a:off x="0" y="0"/>
-                      <a:ext cx="5579745" cy="2964180"/>
-                    </a:xfrm>
-                    <a:prstGeom prst="rect">
-                      <a:avLst/>
-                    </a:prstGeom>
-                  </pic:spPr>
-                </pic:pic>
-              </a:graphicData>
-            </a:graphic>
-          </wp:inline>
-        </w:drawing>
-      </w:r>
-    </w:p>
-    <w:p>
-      <w:pPr>
-        <w:ind w:firstLine="0"/>
-      </w:pPr>
-    </w:p>
-    <w:p>
-      <w:pPr>
-        <w:ind w:firstLine="0"/>
-      </w:pPr>
-    </w:p>
-    <w:p>
-      <w:pPr>
-        <w:pStyle w:val="Heading3"/>
-      </w:pPr>
-      <w:bookmarkStart w:id="5" w:name="_Toc221453051"/>
-      <w:r>
-        <w:t>Bảng Products trong DynamoDB</w:t>
-      </w:r>
-      <w:bookmarkEnd w:id="5"/>
-    </w:p>
-    <w:p>
-      <w:pPr>
-        <w:ind w:firstLine="0"/>
-      </w:pPr>
-      <w:r>
-        <w:drawing>
-          <wp:inline distT="0" distB="0" distL="0" distR="0" wp14:anchorId="753EAF62" wp14:editId="47F74291">
-            <wp:extent cx="5579745" cy="2964180"/>
-            <wp:effectExtent l="0" t="0" r="1905" b="7620"/>
-            <wp:docPr id="1726621482" name="Picture 1"/>
-            <wp:cNvGraphicFramePr>
-              <a:graphicFrameLocks xmlns:a="http://schemas.openxmlformats.org/drawingml/2006/main" noChangeAspect="1"/>
-            </wp:cNvGraphicFramePr>
-            <a:graphic xmlns:a="http://schemas.openxmlformats.org/drawingml/2006/main">
-              <a:graphicData uri="http://schemas.openxmlformats.org/drawingml/2006/picture">
-                <pic:pic xmlns:pic="http://schemas.openxmlformats.org/drawingml/2006/picture">
-                  <pic:nvPicPr>
-                    <pic:cNvPr id="1726621482" name=""/>
+                    <pic:cNvPr id="1" name=""/>
                     <pic:cNvPicPr/>
                   </pic:nvPicPr>
                   <pic:blipFill>
@@ -1816,7 +2187,7 @@
                   <pic:spPr>
                     <a:xfrm>
                       <a:off x="0" y="0"/>
-                      <a:ext cx="5579745" cy="2964180"/>
+                      <a:ext cx="5579745" cy="3138170"/>
                     </a:xfrm>
                     <a:prstGeom prst="rect">
                       <a:avLst/>
@@ -1831,30 +2202,49 @@
     </w:p>
     <w:p>
       <w:pPr>
-        <w:ind w:firstLine="0"/>
-      </w:pPr>
+        <w:pStyle w:val="Heading3"/>
+      </w:pPr>
+      <w:proofErr w:type="spellStart"/>
+      <w:r>
+        <w:lastRenderedPageBreak/>
+        <w:t>Trang</w:t>
+      </w:r>
+      <w:proofErr w:type="spellEnd"/>
+      <w:r>
+        <w:t xml:space="preserve"> </w:t>
+      </w:r>
+      <w:proofErr w:type="spellStart"/>
+      <w:r>
+        <w:t>sửa</w:t>
+      </w:r>
+      <w:proofErr w:type="spellEnd"/>
+      <w:r>
+        <w:t xml:space="preserve"> </w:t>
+      </w:r>
+      <w:proofErr w:type="spellStart"/>
+      <w:r>
+        <w:t>sản</w:t>
+      </w:r>
+      <w:proofErr w:type="spellEnd"/>
+      <w:r>
+        <w:t xml:space="preserve"> </w:t>
+      </w:r>
+      <w:proofErr w:type="spellStart"/>
+      <w:r>
+        <w:t>phẩm</w:t>
+      </w:r>
+      <w:proofErr w:type="spellEnd"/>
     </w:p>
     <w:p>
       <w:pPr>
-        <w:pStyle w:val="Heading3"/>
-      </w:pPr>
-      <w:bookmarkStart w:id="6" w:name="_Toc221453052"/>
-      <w:r>
-        <w:lastRenderedPageBreak/>
-        <w:t>Màn hình danh sách sản phẩm</w:t>
-      </w:r>
-      <w:bookmarkEnd w:id="6"/>
-    </w:p>
-    <w:p>
-      <w:pPr>
         <w:ind w:firstLine="0"/>
       </w:pPr>
       <w:r>
         <w:drawing>
-          <wp:inline distT="0" distB="0" distL="0" distR="0" wp14:anchorId="334F056D" wp14:editId="4128A658">
-            <wp:extent cx="5579745" cy="2964180"/>
-            <wp:effectExtent l="0" t="0" r="1905" b="7620"/>
-            <wp:docPr id="1913390959" name="Picture 1"/>
+          <wp:inline distT="0" distB="0" distL="0" distR="0" wp14:anchorId="18179B71" wp14:editId="3A9D2816">
+            <wp:extent cx="5579745" cy="3138170"/>
+            <wp:effectExtent l="0" t="0" r="1905" b="5080"/>
+            <wp:docPr id="3" name="Picture 3"/>
             <wp:cNvGraphicFramePr>
               <a:graphicFrameLocks xmlns:a="http://schemas.openxmlformats.org/drawingml/2006/main" noChangeAspect="1"/>
             </wp:cNvGraphicFramePr>
@@ -1862,7 +2252,7 @@
               <a:graphicData uri="http://schemas.openxmlformats.org/drawingml/2006/picture">
                 <pic:pic xmlns:pic="http://schemas.openxmlformats.org/drawingml/2006/picture">
                   <pic:nvPicPr>
-                    <pic:cNvPr id="1913390959" name=""/>
+                    <pic:cNvPr id="1" name=""/>
                     <pic:cNvPicPr/>
                   </pic:nvPicPr>
                   <pic:blipFill>
@@ -1874,7 +2264,7 @@
                   <pic:spPr>
                     <a:xfrm>
                       <a:off x="0" y="0"/>
-                      <a:ext cx="5579745" cy="2964180"/>
+                      <a:ext cx="5579745" cy="3138170"/>
                     </a:xfrm>
                     <a:prstGeom prst="rect">
                       <a:avLst/>
@@ -1891,27 +2281,12 @@
       <w:pPr>
         <w:ind w:firstLine="0"/>
       </w:pPr>
-    </w:p>
-    <w:p>
-      <w:pPr>
-        <w:pStyle w:val="Heading3"/>
-      </w:pPr>
-      <w:bookmarkStart w:id="7" w:name="_Toc221453053"/>
-      <w:r>
-        <w:t>Màn hình sửa sản phẩm</w:t>
-      </w:r>
-      <w:bookmarkEnd w:id="7"/>
-    </w:p>
-    <w:p>
-      <w:pPr>
-        <w:ind w:firstLine="0"/>
-      </w:pPr>
       <w:r>
         <w:drawing>
-          <wp:inline distT="0" distB="0" distL="0" distR="0" wp14:anchorId="1DD0F2C4" wp14:editId="44EA2F08">
-            <wp:extent cx="5579745" cy="2964180"/>
-            <wp:effectExtent l="0" t="0" r="1905" b="7620"/>
-            <wp:docPr id="757604534" name="Picture 1"/>
+          <wp:inline distT="0" distB="0" distL="0" distR="0" wp14:anchorId="1A844CC6" wp14:editId="3FDF01F1">
+            <wp:extent cx="5579745" cy="3138170"/>
+            <wp:effectExtent l="0" t="0" r="1905" b="5080"/>
+            <wp:docPr id="4" name="Picture 4"/>
             <wp:cNvGraphicFramePr>
               <a:graphicFrameLocks xmlns:a="http://schemas.openxmlformats.org/drawingml/2006/main" noChangeAspect="1"/>
             </wp:cNvGraphicFramePr>
@@ -1919,7 +2294,7 @@
               <a:graphicData uri="http://schemas.openxmlformats.org/drawingml/2006/picture">
                 <pic:pic xmlns:pic="http://schemas.openxmlformats.org/drawingml/2006/picture">
                   <pic:nvPicPr>
-                    <pic:cNvPr id="757604534" name=""/>
+                    <pic:cNvPr id="1" name=""/>
                     <pic:cNvPicPr/>
                   </pic:nvPicPr>
                   <pic:blipFill>
@@ -1931,7 +2306,7 @@
                   <pic:spPr>
                     <a:xfrm>
                       <a:off x="0" y="0"/>
-                      <a:ext cx="5579745" cy="2964180"/>
+                      <a:ext cx="5579745" cy="3138170"/>
                     </a:xfrm>
                     <a:prstGeom prst="rect">
                       <a:avLst/>
@@ -1948,28 +2323,13 @@
       <w:pPr>
         <w:ind w:firstLine="0"/>
       </w:pPr>
-    </w:p>
-    <w:p>
-      <w:pPr>
-        <w:pStyle w:val="Heading3"/>
-      </w:pPr>
-      <w:bookmarkStart w:id="8" w:name="_Toc221453054"/>
       <w:r>
         <w:lastRenderedPageBreak/>
-        <w:t>Màn hình thêm sản phẩm</w:t>
-      </w:r>
-      <w:bookmarkEnd w:id="8"/>
-    </w:p>
-    <w:p>
-      <w:pPr>
-        <w:ind w:firstLine="0"/>
-      </w:pPr>
-      <w:r>
         <w:drawing>
-          <wp:inline distT="0" distB="0" distL="0" distR="0" wp14:anchorId="0C87DF2B" wp14:editId="2E8C7CCF">
-            <wp:extent cx="5579745" cy="2964180"/>
-            <wp:effectExtent l="0" t="0" r="1905" b="7620"/>
-            <wp:docPr id="1293945950" name="Picture 1"/>
+          <wp:inline distT="0" distB="0" distL="0" distR="0" wp14:anchorId="0E8179AC" wp14:editId="6FF814DB">
+            <wp:extent cx="5579745" cy="3138170"/>
+            <wp:effectExtent l="0" t="0" r="1905" b="5080"/>
+            <wp:docPr id="5" name="Picture 5"/>
             <wp:cNvGraphicFramePr>
               <a:graphicFrameLocks xmlns:a="http://schemas.openxmlformats.org/drawingml/2006/main" noChangeAspect="1"/>
             </wp:cNvGraphicFramePr>
@@ -1977,7 +2337,7 @@
               <a:graphicData uri="http://schemas.openxmlformats.org/drawingml/2006/picture">
                 <pic:pic xmlns:pic="http://schemas.openxmlformats.org/drawingml/2006/picture">
                   <pic:nvPicPr>
-                    <pic:cNvPr id="1293945950" name=""/>
+                    <pic:cNvPr id="1" name=""/>
                     <pic:cNvPicPr/>
                   </pic:nvPicPr>
                   <pic:blipFill>
@@ -1989,7 +2349,7 @@
                   <pic:spPr>
                     <a:xfrm>
                       <a:off x="0" y="0"/>
-                      <a:ext cx="5579745" cy="2964180"/>
+                      <a:ext cx="5579745" cy="3138170"/>
                     </a:xfrm>
                     <a:prstGeom prst="rect">
                       <a:avLst/>
@@ -2004,29 +2364,48 @@
     </w:p>
     <w:p>
       <w:pPr>
-        <w:ind w:firstLine="0"/>
-      </w:pPr>
+        <w:pStyle w:val="Heading3"/>
+      </w:pPr>
+      <w:proofErr w:type="spellStart"/>
+      <w:r>
+        <w:t>Tìm</w:t>
+      </w:r>
+      <w:proofErr w:type="spellEnd"/>
+      <w:r>
+        <w:t xml:space="preserve"> </w:t>
+      </w:r>
+      <w:proofErr w:type="spellStart"/>
+      <w:r>
+        <w:t>kiếm</w:t>
+      </w:r>
+      <w:proofErr w:type="spellEnd"/>
+      <w:r>
+        <w:t xml:space="preserve"> </w:t>
+      </w:r>
+      <w:proofErr w:type="spellStart"/>
+      <w:r>
+        <w:t>sản</w:t>
+      </w:r>
+      <w:proofErr w:type="spellEnd"/>
+      <w:r>
+        <w:t xml:space="preserve"> </w:t>
+      </w:r>
+      <w:proofErr w:type="spellStart"/>
+      <w:r>
+        <w:t>phẩm</w:t>
+      </w:r>
+      <w:proofErr w:type="spellEnd"/>
     </w:p>
     <w:p>
       <w:pPr>
-        <w:pStyle w:val="Heading3"/>
-      </w:pPr>
-      <w:bookmarkStart w:id="9" w:name="_Toc221453055"/>
-      <w:r>
-        <w:t>Màn hình xóa sản phẩm</w:t>
-      </w:r>
-      <w:bookmarkEnd w:id="9"/>
-    </w:p>
-    <w:p>
-      <w:pPr>
         <w:ind w:firstLine="0"/>
       </w:pPr>
       <w:r>
         <w:drawing>
-          <wp:inline distT="0" distB="0" distL="0" distR="0" wp14:anchorId="613272C7" wp14:editId="0F8B9D15">
-            <wp:extent cx="5579745" cy="2964180"/>
-            <wp:effectExtent l="0" t="0" r="1905" b="7620"/>
-            <wp:docPr id="1921013732" name="Picture 1"/>
+          <wp:inline distT="0" distB="0" distL="0" distR="0" wp14:anchorId="61E0EA14" wp14:editId="49C0FD36">
+            <wp:extent cx="5579745" cy="3138170"/>
+            <wp:effectExtent l="0" t="0" r="1905" b="5080"/>
+            <wp:docPr id="6" name="Picture 6"/>
             <wp:cNvGraphicFramePr>
               <a:graphicFrameLocks xmlns:a="http://schemas.openxmlformats.org/drawingml/2006/main" noChangeAspect="1"/>
             </wp:cNvGraphicFramePr>
@@ -2034,7 +2413,7 @@
               <a:graphicData uri="http://schemas.openxmlformats.org/drawingml/2006/picture">
                 <pic:pic xmlns:pic="http://schemas.openxmlformats.org/drawingml/2006/picture">
                   <pic:nvPicPr>
-                    <pic:cNvPr id="1921013732" name=""/>
+                    <pic:cNvPr id="1" name=""/>
                     <pic:cNvPicPr/>
                   </pic:nvPicPr>
                   <pic:blipFill>
@@ -2046,7 +2425,7 @@
                   <pic:spPr>
                     <a:xfrm>
                       <a:off x="0" y="0"/>
-                      <a:ext cx="5579745" cy="2964180"/>
+                      <a:ext cx="5579745" cy="3138170"/>
                     </a:xfrm>
                     <a:prstGeom prst="rect">
                       <a:avLst/>
@@ -2059,8 +2438,546 @@
         </w:drawing>
       </w:r>
     </w:p>
+    <w:p>
+      <w:pPr>
+        <w:pStyle w:val="Heading3"/>
+      </w:pPr>
+      <w:proofErr w:type="spellStart"/>
+      <w:r>
+        <w:lastRenderedPageBreak/>
+        <w:t>Xóa</w:t>
+      </w:r>
+      <w:proofErr w:type="spellEnd"/>
+      <w:r>
+        <w:t xml:space="preserve"> </w:t>
+      </w:r>
+      <w:proofErr w:type="spellStart"/>
+      <w:r>
+        <w:t>sản</w:t>
+      </w:r>
+      <w:proofErr w:type="spellEnd"/>
+      <w:r>
+        <w:t xml:space="preserve"> </w:t>
+      </w:r>
+      <w:proofErr w:type="spellStart"/>
+      <w:r>
+        <w:t>phẩm</w:t>
+      </w:r>
+      <w:proofErr w:type="spellEnd"/>
+    </w:p>
+    <w:p>
+      <w:pPr>
+        <w:ind w:firstLine="0"/>
+      </w:pPr>
+      <w:r>
+        <w:drawing>
+          <wp:inline distT="0" distB="0" distL="0" distR="0" wp14:anchorId="0FF703E2" wp14:editId="71DEF6A7">
+            <wp:extent cx="5579745" cy="3138170"/>
+            <wp:effectExtent l="0" t="0" r="1905" b="5080"/>
+            <wp:docPr id="7" name="Picture 7"/>
+            <wp:cNvGraphicFramePr>
+              <a:graphicFrameLocks xmlns:a="http://schemas.openxmlformats.org/drawingml/2006/main" noChangeAspect="1"/>
+            </wp:cNvGraphicFramePr>
+            <a:graphic xmlns:a="http://schemas.openxmlformats.org/drawingml/2006/main">
+              <a:graphicData uri="http://schemas.openxmlformats.org/drawingml/2006/picture">
+                <pic:pic xmlns:pic="http://schemas.openxmlformats.org/drawingml/2006/picture">
+                  <pic:nvPicPr>
+                    <pic:cNvPr id="1" name=""/>
+                    <pic:cNvPicPr/>
+                  </pic:nvPicPr>
+                  <pic:blipFill>
+                    <a:blip r:embed="rId15"/>
+                    <a:stretch>
+                      <a:fillRect/>
+                    </a:stretch>
+                  </pic:blipFill>
+                  <pic:spPr>
+                    <a:xfrm>
+                      <a:off x="0" y="0"/>
+                      <a:ext cx="5579745" cy="3138170"/>
+                    </a:xfrm>
+                    <a:prstGeom prst="rect">
+                      <a:avLst/>
+                    </a:prstGeom>
+                  </pic:spPr>
+                </pic:pic>
+              </a:graphicData>
+            </a:graphic>
+          </wp:inline>
+        </w:drawing>
+      </w:r>
+    </w:p>
+    <w:p>
+      <w:pPr>
+        <w:ind w:firstLine="0"/>
+      </w:pPr>
+      <w:r>
+        <w:drawing>
+          <wp:inline distT="0" distB="0" distL="0" distR="0" wp14:anchorId="4DEE0977" wp14:editId="21BBA51A">
+            <wp:extent cx="5579745" cy="3138170"/>
+            <wp:effectExtent l="0" t="0" r="1905" b="5080"/>
+            <wp:docPr id="8" name="Picture 8"/>
+            <wp:cNvGraphicFramePr>
+              <a:graphicFrameLocks xmlns:a="http://schemas.openxmlformats.org/drawingml/2006/main" noChangeAspect="1"/>
+            </wp:cNvGraphicFramePr>
+            <a:graphic xmlns:a="http://schemas.openxmlformats.org/drawingml/2006/main">
+              <a:graphicData uri="http://schemas.openxmlformats.org/drawingml/2006/picture">
+                <pic:pic xmlns:pic="http://schemas.openxmlformats.org/drawingml/2006/picture">
+                  <pic:nvPicPr>
+                    <pic:cNvPr id="1" name=""/>
+                    <pic:cNvPicPr/>
+                  </pic:nvPicPr>
+                  <pic:blipFill>
+                    <a:blip r:embed="rId16"/>
+                    <a:stretch>
+                      <a:fillRect/>
+                    </a:stretch>
+                  </pic:blipFill>
+                  <pic:spPr>
+                    <a:xfrm>
+                      <a:off x="0" y="0"/>
+                      <a:ext cx="5579745" cy="3138170"/>
+                    </a:xfrm>
+                    <a:prstGeom prst="rect">
+                      <a:avLst/>
+                    </a:prstGeom>
+                  </pic:spPr>
+                </pic:pic>
+              </a:graphicData>
+            </a:graphic>
+          </wp:inline>
+        </w:drawing>
+      </w:r>
+      <w:bookmarkStart w:id="4" w:name="_GoBack"/>
+      <w:bookmarkEnd w:id="4"/>
+    </w:p>
+    <w:p>
+      <w:pPr>
+        <w:spacing w:before="0" w:after="160" w:line="259" w:lineRule="auto"/>
+        <w:ind w:firstLine="0"/>
+        <w:rPr>
+          <w:rFonts w:eastAsia="Times New Roman" w:cstheme="majorBidi"/>
+          <w:b/>
+          <w:color w:val="000000" w:themeColor="text1"/>
+          <w:sz w:val="28"/>
+          <w:szCs w:val="32"/>
+        </w:rPr>
+      </w:pPr>
+      <w:r>
+        <w:rPr>
+          <w:rFonts w:eastAsia="Times New Roman"/>
+        </w:rPr>
+        <w:br w:type="page"/>
+      </w:r>
+    </w:p>
+    <w:p>
+      <w:pPr>
+        <w:pStyle w:val="Heading2"/>
+        <w:numPr>
+          <w:ilvl w:val="0"/>
+          <w:numId w:val="0"/>
+        </w:numPr>
+        <w:ind w:left="576"/>
+        <w:rPr>
+          <w:rFonts w:eastAsia="Times New Roman"/>
+        </w:rPr>
+      </w:pPr>
+    </w:p>
+    <w:p>
+      <w:pPr>
+        <w:pStyle w:val="Heading2"/>
+        <w:rPr>
+          <w:rFonts w:eastAsia="Times New Roman"/>
+        </w:rPr>
+      </w:pPr>
+      <w:bookmarkStart w:id="5" w:name="_Toc223946377"/>
+      <w:proofErr w:type="spellStart"/>
+      <w:proofErr w:type="gramStart"/>
+      <w:r>
+        <w:rPr>
+          <w:rFonts w:eastAsia="Times New Roman"/>
+        </w:rPr>
+        <w:t>báo</w:t>
+      </w:r>
+      <w:proofErr w:type="spellEnd"/>
+      <w:proofErr w:type="gramEnd"/>
+      <w:r>
+        <w:rPr>
+          <w:rFonts w:eastAsia="Times New Roman"/>
+        </w:rPr>
+        <w:t xml:space="preserve"> </w:t>
+      </w:r>
+      <w:proofErr w:type="spellStart"/>
+      <w:r>
+        <w:rPr>
+          <w:rFonts w:eastAsia="Times New Roman"/>
+        </w:rPr>
+        <w:t>cáo</w:t>
+      </w:r>
+      <w:proofErr w:type="spellEnd"/>
+      <w:r>
+        <w:rPr>
+          <w:rFonts w:eastAsia="Times New Roman"/>
+        </w:rPr>
+        <w:t xml:space="preserve"> </w:t>
+      </w:r>
+      <w:proofErr w:type="spellStart"/>
+      <w:r>
+        <w:rPr>
+          <w:rFonts w:eastAsia="Times New Roman"/>
+        </w:rPr>
+        <w:t>ngắn</w:t>
+      </w:r>
+      <w:proofErr w:type="spellEnd"/>
+      <w:r>
+        <w:rPr>
+          <w:rFonts w:eastAsia="Times New Roman"/>
+        </w:rPr>
+        <w:t xml:space="preserve"> </w:t>
+      </w:r>
+      <w:proofErr w:type="spellStart"/>
+      <w:r>
+        <w:rPr>
+          <w:rFonts w:eastAsia="Times New Roman"/>
+        </w:rPr>
+        <w:t>mô</w:t>
+      </w:r>
+      <w:proofErr w:type="spellEnd"/>
+      <w:r>
+        <w:rPr>
+          <w:rFonts w:eastAsia="Times New Roman"/>
+        </w:rPr>
+        <w:t xml:space="preserve"> </w:t>
+      </w:r>
+      <w:proofErr w:type="spellStart"/>
+      <w:r>
+        <w:rPr>
+          <w:rFonts w:eastAsia="Times New Roman"/>
+        </w:rPr>
+        <w:t>tả</w:t>
+      </w:r>
+      <w:proofErr w:type="spellEnd"/>
+      <w:r>
+        <w:rPr>
+          <w:rFonts w:eastAsia="Times New Roman"/>
+        </w:rPr>
+        <w:t>:</w:t>
+      </w:r>
+      <w:bookmarkEnd w:id="5"/>
+    </w:p>
+    <w:p>
+      <w:pPr>
+        <w:pStyle w:val="Heading3"/>
+        <w:rPr>
+          <w:rFonts w:eastAsia="Times New Roman"/>
+        </w:rPr>
+      </w:pPr>
+      <w:bookmarkStart w:id="6" w:name="_Toc223946378"/>
+      <w:proofErr w:type="spellStart"/>
+      <w:proofErr w:type="gramStart"/>
+      <w:r>
+        <w:rPr>
+          <w:rFonts w:eastAsia="Times New Roman"/>
+        </w:rPr>
+        <w:t>kiến</w:t>
+      </w:r>
+      <w:proofErr w:type="spellEnd"/>
+      <w:proofErr w:type="gramEnd"/>
+      <w:r>
+        <w:rPr>
+          <w:rFonts w:eastAsia="Times New Roman"/>
+        </w:rPr>
+        <w:t xml:space="preserve"> </w:t>
+      </w:r>
+      <w:proofErr w:type="spellStart"/>
+      <w:r>
+        <w:rPr>
+          <w:rFonts w:eastAsia="Times New Roman"/>
+        </w:rPr>
+        <w:t>trúc</w:t>
+      </w:r>
+      <w:proofErr w:type="spellEnd"/>
+      <w:r>
+        <w:rPr>
+          <w:rFonts w:eastAsia="Times New Roman"/>
+        </w:rPr>
+        <w:t xml:space="preserve"> </w:t>
+      </w:r>
+      <w:proofErr w:type="spellStart"/>
+      <w:r>
+        <w:rPr>
+          <w:rFonts w:eastAsia="Times New Roman"/>
+        </w:rPr>
+        <w:t>hệ</w:t>
+      </w:r>
+      <w:proofErr w:type="spellEnd"/>
+      <w:r>
+        <w:rPr>
+          <w:rFonts w:eastAsia="Times New Roman"/>
+        </w:rPr>
+        <w:t xml:space="preserve"> </w:t>
+      </w:r>
+      <w:proofErr w:type="spellStart"/>
+      <w:r>
+        <w:rPr>
+          <w:rFonts w:eastAsia="Times New Roman"/>
+        </w:rPr>
+        <w:t>thống</w:t>
+      </w:r>
+      <w:bookmarkEnd w:id="6"/>
+      <w:proofErr w:type="spellEnd"/>
+    </w:p>
+    <w:p>
+      <w:pPr>
+        <w:pStyle w:val="Heading3"/>
+        <w:rPr>
+          <w:rFonts w:eastAsia="Times New Roman"/>
+        </w:rPr>
+      </w:pPr>
+      <w:bookmarkStart w:id="7" w:name="_Toc223946379"/>
+      <w:proofErr w:type="spellStart"/>
+      <w:proofErr w:type="gramStart"/>
+      <w:r>
+        <w:rPr>
+          <w:rFonts w:eastAsia="Times New Roman"/>
+        </w:rPr>
+        <w:t>cách</w:t>
+      </w:r>
+      <w:proofErr w:type="spellEnd"/>
+      <w:proofErr w:type="gramEnd"/>
+      <w:r>
+        <w:rPr>
+          <w:rFonts w:eastAsia="Times New Roman"/>
+        </w:rPr>
+        <w:t xml:space="preserve"> </w:t>
+      </w:r>
+      <w:proofErr w:type="spellStart"/>
+      <w:r>
+        <w:rPr>
+          <w:rFonts w:eastAsia="Times New Roman"/>
+        </w:rPr>
+        <w:t>kết</w:t>
+      </w:r>
+      <w:proofErr w:type="spellEnd"/>
+      <w:r>
+        <w:rPr>
+          <w:rFonts w:eastAsia="Times New Roman"/>
+        </w:rPr>
+        <w:t xml:space="preserve"> </w:t>
+      </w:r>
+      <w:proofErr w:type="spellStart"/>
+      <w:r>
+        <w:rPr>
+          <w:rFonts w:eastAsia="Times New Roman"/>
+        </w:rPr>
+        <w:t>nối</w:t>
+      </w:r>
+      <w:proofErr w:type="spellEnd"/>
+      <w:r>
+        <w:rPr>
+          <w:rFonts w:eastAsia="Times New Roman"/>
+        </w:rPr>
+        <w:t xml:space="preserve"> </w:t>
+      </w:r>
+      <w:proofErr w:type="spellStart"/>
+      <w:r>
+        <w:rPr>
+          <w:rFonts w:eastAsia="Times New Roman"/>
+        </w:rPr>
+        <w:t>DynamoDB</w:t>
+      </w:r>
+      <w:bookmarkEnd w:id="7"/>
+      <w:proofErr w:type="spellEnd"/>
+    </w:p>
+    <w:p>
+      <w:pPr>
+        <w:pStyle w:val="Heading3"/>
+        <w:rPr>
+          <w:rFonts w:eastAsia="Times New Roman"/>
+        </w:rPr>
+      </w:pPr>
+      <w:bookmarkStart w:id="8" w:name="_Toc223946380"/>
+      <w:proofErr w:type="spellStart"/>
+      <w:proofErr w:type="gramStart"/>
+      <w:r>
+        <w:rPr>
+          <w:rFonts w:eastAsia="Times New Roman"/>
+        </w:rPr>
+        <w:t>cách</w:t>
+      </w:r>
+      <w:proofErr w:type="spellEnd"/>
+      <w:proofErr w:type="gramEnd"/>
+      <w:r>
+        <w:rPr>
+          <w:rFonts w:eastAsia="Times New Roman"/>
+        </w:rPr>
+        <w:t xml:space="preserve"> upload </w:t>
+      </w:r>
+      <w:proofErr w:type="spellStart"/>
+      <w:r>
+        <w:rPr>
+          <w:rFonts w:eastAsia="Times New Roman"/>
+        </w:rPr>
+        <w:t>ảnh</w:t>
+      </w:r>
+      <w:proofErr w:type="spellEnd"/>
+      <w:r>
+        <w:rPr>
+          <w:rFonts w:eastAsia="Times New Roman"/>
+        </w:rPr>
+        <w:t xml:space="preserve"> </w:t>
+      </w:r>
+      <w:proofErr w:type="spellStart"/>
+      <w:r>
+        <w:rPr>
+          <w:rFonts w:eastAsia="Times New Roman"/>
+        </w:rPr>
+        <w:t>lên</w:t>
+      </w:r>
+      <w:proofErr w:type="spellEnd"/>
+      <w:r>
+        <w:rPr>
+          <w:rFonts w:eastAsia="Times New Roman"/>
+        </w:rPr>
+        <w:t xml:space="preserve"> S3</w:t>
+      </w:r>
+      <w:bookmarkEnd w:id="8"/>
+    </w:p>
+    <w:p>
+      <w:pPr>
+        <w:pStyle w:val="Heading3"/>
+        <w:rPr>
+          <w:rFonts w:eastAsia="Times New Roman"/>
+        </w:rPr>
+      </w:pPr>
+      <w:bookmarkStart w:id="9" w:name="_Toc223946381"/>
+      <w:proofErr w:type="spellStart"/>
+      <w:proofErr w:type="gramStart"/>
+      <w:r>
+        <w:rPr>
+          <w:rFonts w:eastAsia="Times New Roman"/>
+        </w:rPr>
+        <w:t>phân</w:t>
+      </w:r>
+      <w:proofErr w:type="spellEnd"/>
+      <w:proofErr w:type="gramEnd"/>
+      <w:r>
+        <w:rPr>
+          <w:rFonts w:eastAsia="Times New Roman"/>
+        </w:rPr>
+        <w:t xml:space="preserve"> </w:t>
+      </w:r>
+      <w:proofErr w:type="spellStart"/>
+      <w:r>
+        <w:rPr>
+          <w:rFonts w:eastAsia="Times New Roman"/>
+        </w:rPr>
+        <w:t>công</w:t>
+      </w:r>
+      <w:proofErr w:type="spellEnd"/>
+      <w:r>
+        <w:rPr>
+          <w:rFonts w:eastAsia="Times New Roman"/>
+        </w:rPr>
+        <w:t xml:space="preserve"> </w:t>
+      </w:r>
+      <w:proofErr w:type="spellStart"/>
+      <w:r>
+        <w:rPr>
+          <w:rFonts w:eastAsia="Times New Roman"/>
+        </w:rPr>
+        <w:t>công</w:t>
+      </w:r>
+      <w:proofErr w:type="spellEnd"/>
+      <w:r>
+        <w:rPr>
+          <w:rFonts w:eastAsia="Times New Roman"/>
+        </w:rPr>
+        <w:t xml:space="preserve"> </w:t>
+      </w:r>
+      <w:proofErr w:type="spellStart"/>
+      <w:r>
+        <w:rPr>
+          <w:rFonts w:eastAsia="Times New Roman"/>
+        </w:rPr>
+        <w:t>việc</w:t>
+      </w:r>
+      <w:proofErr w:type="spellEnd"/>
+      <w:r>
+        <w:rPr>
+          <w:rFonts w:eastAsia="Times New Roman"/>
+        </w:rPr>
+        <w:t xml:space="preserve"> </w:t>
+      </w:r>
+      <w:proofErr w:type="spellStart"/>
+      <w:r>
+        <w:rPr>
+          <w:rFonts w:eastAsia="Times New Roman"/>
+        </w:rPr>
+        <w:t>nếu</w:t>
+      </w:r>
+      <w:proofErr w:type="spellEnd"/>
+      <w:r>
+        <w:rPr>
+          <w:rFonts w:eastAsia="Times New Roman"/>
+        </w:rPr>
+        <w:t xml:space="preserve"> </w:t>
+      </w:r>
+      <w:proofErr w:type="spellStart"/>
+      <w:r>
+        <w:rPr>
+          <w:rFonts w:eastAsia="Times New Roman"/>
+        </w:rPr>
+        <w:t>làm</w:t>
+      </w:r>
+      <w:proofErr w:type="spellEnd"/>
+      <w:r>
+        <w:rPr>
+          <w:rFonts w:eastAsia="Times New Roman"/>
+        </w:rPr>
+        <w:t xml:space="preserve"> </w:t>
+      </w:r>
+      <w:proofErr w:type="spellStart"/>
+      <w:r>
+        <w:rPr>
+          <w:rFonts w:eastAsia="Times New Roman"/>
+        </w:rPr>
+        <w:t>theo</w:t>
+      </w:r>
+      <w:proofErr w:type="spellEnd"/>
+      <w:r>
+        <w:rPr>
+          <w:rFonts w:eastAsia="Times New Roman"/>
+        </w:rPr>
+        <w:t xml:space="preserve"> </w:t>
+      </w:r>
+      <w:proofErr w:type="spellStart"/>
+      <w:r>
+        <w:rPr>
+          <w:rFonts w:eastAsia="Times New Roman"/>
+        </w:rPr>
+        <w:t>nhóm</w:t>
+      </w:r>
+      <w:bookmarkEnd w:id="9"/>
+      <w:proofErr w:type="spellEnd"/>
+    </w:p>
+    <w:p>
+      <w:pPr>
+        <w:spacing w:before="0" w:after="160" w:line="259" w:lineRule="auto"/>
+        <w:ind w:firstLine="0"/>
+        <w:rPr>
+          <w:b/>
+          <w:bCs/>
+          <w:caps/>
+          <w:kern w:val="44"/>
+          <w:sz w:val="32"/>
+          <w:szCs w:val="44"/>
+          <w:lang w:eastAsia="zh-CN"/>
+        </w:rPr>
+      </w:pPr>
+    </w:p>
     <w:sectPr>
-      <w:footerReference w:type="default" r:id="rId15"/>
+      <w:footerReference w:type="default" r:id="rId17"/>
       <w:type w:val="continuous"/>
       <w:pgSz w:w="11906" w:h="16838"/>
       <w:pgMar w:top="1701" w:right="1134" w:bottom="1701" w:left="1985" w:header="6" w:footer="142" w:gutter="0"/>
@@ -2072,7 +2989,7 @@
 </file>
 
 <file path=word/endnotes.xml><?xml version="1.0" encoding="utf-8"?>
-<w:endnotes xmlns:wpc="http://schemas.microsoft.com/office/word/2010/wordprocessingCanvas" xmlns:cx="http://schemas.microsoft.com/office/drawing/2014/chartex" xmlns:cx1="http://schemas.microsoft.com/office/drawing/2015/9/8/chartex" xmlns:cx2="http://schemas.microsoft.com/office/drawing/2015/10/21/chartex" xmlns:cx3="http://schemas.microsoft.com/office/drawing/2016/5/9/chartex" xmlns:cx4="http://schemas.microsoft.com/office/drawing/2016/5/10/chartex" xmlns:cx5="http://schemas.microsoft.com/office/drawing/2016/5/11/chartex" xmlns:cx6="http://schemas.microsoft.com/office/drawing/2016/5/12/chartex" xmlns:cx7="http://schemas.microsoft.com/office/drawing/2016/5/13/chartex" xmlns:cx8="http://schemas.microsoft.com/office/drawing/2016/5/14/chartex" xmlns:mc="http://schemas.openxmlformats.org/markup-compatibility/2006" xmlns:aink="http://schemas.microsoft.com/office/drawing/2016/ink" xmlns:am3d="http://schemas.microsoft.com/office/drawing/2017/model3d" xmlns:o="urn:schemas-microsoft-com:office:office" xmlns:oel="http://schemas.microsoft.com/office/2019/extlst" xmlns:r="http://schemas.openxmlformats.org/officeDocument/2006/relationships" xmlns:m="http://schemas.openxmlformats.org/officeDocument/2006/math" xmlns:v="urn:schemas-microsoft-com:vml" xmlns:wp14="http://schemas.microsoft.com/office/word/2010/wordprocessingDrawing" xmlns:wp="http://schemas.openxmlformats.org/drawingml/2006/wordprocessingDrawing" xmlns:w10="urn:schemas-microsoft-com:office:word" xmlns:w="http://schemas.openxmlformats.org/wordprocessingml/2006/main" xmlns:w14="http://schemas.microsoft.com/office/word/2010/wordml" xmlns:w15="http://schemas.microsoft.com/office/word/2012/wordml" xmlns:w16cex="http://schemas.microsoft.com/office/word/2018/wordml/cex" xmlns:w16cid="http://schemas.microsoft.com/office/word/2016/wordml/cid" xmlns:w16="http://schemas.microsoft.com/office/word/2018/wordml" xmlns:w16du="http://schemas.microsoft.com/office/word/2023/wordml/word16du" xmlns:w16sdtdh="http://schemas.microsoft.com/office/word/2020/wordml/sdtdatahash" xmlns:w16sdtfl="http://schemas.microsoft.com/office/word/2024/wordml/sdtformatlock" xmlns:w16se="http://schemas.microsoft.com/office/word/2015/wordml/symex" xmlns:wpg="http://schemas.microsoft.com/office/word/2010/wordprocessingGroup" xmlns:wpi="http://schemas.microsoft.com/office/word/2010/wordprocessingInk" xmlns:wne="http://schemas.microsoft.com/office/word/2006/wordml" xmlns:wps="http://schemas.microsoft.com/office/word/2010/wordprocessingShape" mc:Ignorable="w14 w15 w16se w16cid w16 w16cex w16sdtdh w16sdtfl w16du wp14">
+<w:endnotes xmlns:wpc="http://schemas.microsoft.com/office/word/2010/wordprocessingCanvas" xmlns:mc="http://schemas.openxmlformats.org/markup-compatibility/2006" xmlns:o="urn:schemas-microsoft-com:office:office" xmlns:r="http://schemas.openxmlformats.org/officeDocument/2006/relationships" xmlns:m="http://schemas.openxmlformats.org/officeDocument/2006/math" xmlns:v="urn:schemas-microsoft-com:vml" xmlns:wp14="http://schemas.microsoft.com/office/word/2010/wordprocessingDrawing" xmlns:wp="http://schemas.openxmlformats.org/drawingml/2006/wordprocessingDrawing" xmlns:w10="urn:schemas-microsoft-com:office:word" xmlns:w="http://schemas.openxmlformats.org/wordprocessingml/2006/main" xmlns:w14="http://schemas.microsoft.com/office/word/2010/wordml" xmlns:w15="http://schemas.microsoft.com/office/word/2012/wordml" xmlns:wpg="http://schemas.microsoft.com/office/word/2010/wordprocessingGroup" xmlns:wpi="http://schemas.microsoft.com/office/word/2010/wordprocessingInk" xmlns:wne="http://schemas.microsoft.com/office/word/2006/wordml" xmlns:wps="http://schemas.microsoft.com/office/word/2010/wordprocessingShape" mc:Ignorable="w14 w15 wp14">
   <w:endnote w:type="separator" w:id="-1">
     <w:p>
       <w:pPr>
@@ -2097,7 +3014,7 @@
 </file>
 
 <file path=word/footer1.xml><?xml version="1.0" encoding="utf-8"?>
-<w:ftr xmlns:wpc="http://schemas.microsoft.com/office/word/2010/wordprocessingCanvas" xmlns:cx="http://schemas.microsoft.com/office/drawing/2014/chartex" xmlns:cx1="http://schemas.microsoft.com/office/drawing/2015/9/8/chartex" xmlns:cx2="http://schemas.microsoft.com/office/drawing/2015/10/21/chartex" xmlns:cx3="http://schemas.microsoft.com/office/drawing/2016/5/9/chartex" xmlns:cx4="http://schemas.microsoft.com/office/drawing/2016/5/10/chartex" xmlns:cx5="http://schemas.microsoft.com/office/drawing/2016/5/11/chartex" xmlns:cx6="http://schemas.microsoft.com/office/drawing/2016/5/12/chartex" xmlns:cx7="http://schemas.microsoft.com/office/drawing/2016/5/13/chartex" xmlns:cx8="http://schemas.microsoft.com/office/drawing/2016/5/14/chartex" xmlns:mc="http://schemas.openxmlformats.org/markup-compatibility/2006" xmlns:aink="http://schemas.microsoft.com/office/drawing/2016/ink" xmlns:am3d="http://schemas.microsoft.com/office/drawing/2017/model3d" xmlns:o="urn:schemas-microsoft-com:office:office" xmlns:oel="http://schemas.microsoft.com/office/2019/extlst" xmlns:r="http://schemas.openxmlformats.org/officeDocument/2006/relationships" xmlns:m="http://schemas.openxmlformats.org/officeDocument/2006/math" xmlns:v="urn:schemas-microsoft-com:vml" xmlns:wp14="http://schemas.microsoft.com/office/word/2010/wordprocessingDrawing" xmlns:wp="http://schemas.openxmlformats.org/drawingml/2006/wordprocessingDrawing" xmlns:w10="urn:schemas-microsoft-com:office:word" xmlns:w="http://schemas.openxmlformats.org/wordprocessingml/2006/main" xmlns:w14="http://schemas.microsoft.com/office/word/2010/wordml" xmlns:w15="http://schemas.microsoft.com/office/word/2012/wordml" xmlns:w16cex="http://schemas.microsoft.com/office/word/2018/wordml/cex" xmlns:w16cid="http://schemas.microsoft.com/office/word/2016/wordml/cid" xmlns:w16="http://schemas.microsoft.com/office/word/2018/wordml" xmlns:w16du="http://schemas.microsoft.com/office/word/2023/wordml/word16du" xmlns:w16sdtdh="http://schemas.microsoft.com/office/word/2020/wordml/sdtdatahash" xmlns:w16sdtfl="http://schemas.microsoft.com/office/word/2024/wordml/sdtformatlock" xmlns:w16se="http://schemas.microsoft.com/office/word/2015/wordml/symex" xmlns:wpg="http://schemas.microsoft.com/office/word/2010/wordprocessingGroup" xmlns:wpi="http://schemas.microsoft.com/office/word/2010/wordprocessingInk" xmlns:wne="http://schemas.microsoft.com/office/word/2006/wordml" xmlns:wps="http://schemas.microsoft.com/office/word/2010/wordprocessingShape" mc:Ignorable="w14 w15 w16se w16cid w16 w16cex w16sdtdh w16sdtfl w16du wp14">
+<w:ftr xmlns:wpc="http://schemas.microsoft.com/office/word/2010/wordprocessingCanvas" xmlns:mc="http://schemas.openxmlformats.org/markup-compatibility/2006" xmlns:o="urn:schemas-microsoft-com:office:office" xmlns:r="http://schemas.openxmlformats.org/officeDocument/2006/relationships" xmlns:m="http://schemas.openxmlformats.org/officeDocument/2006/math" xmlns:v="urn:schemas-microsoft-com:vml" xmlns:wp14="http://schemas.microsoft.com/office/word/2010/wordprocessingDrawing" xmlns:wp="http://schemas.openxmlformats.org/drawingml/2006/wordprocessingDrawing" xmlns:w10="urn:schemas-microsoft-com:office:word" xmlns:w="http://schemas.openxmlformats.org/wordprocessingml/2006/main" xmlns:w14="http://schemas.microsoft.com/office/word/2010/wordml" xmlns:w15="http://schemas.microsoft.com/office/word/2012/wordml" xmlns:wpg="http://schemas.microsoft.com/office/word/2010/wordprocessingGroup" xmlns:wpi="http://schemas.microsoft.com/office/word/2010/wordprocessingInk" xmlns:wne="http://schemas.microsoft.com/office/word/2006/wordml" xmlns:wps="http://schemas.microsoft.com/office/word/2010/wordprocessingShape" mc:Ignorable="w14 w15 wp14">
   <w:sdt>
     <w:sdtPr>
       <w:id w:val="960225161"/>
@@ -2130,7 +3047,7 @@
           <w:rPr>
             <w:noProof/>
           </w:rPr>
-          <w:t>2</w:t>
+          <w:t>9</w:t>
         </w:r>
         <w:r>
           <w:rPr>
@@ -2150,7 +3067,7 @@
 </file>
 
 <file path=word/footnotes.xml><?xml version="1.0" encoding="utf-8"?>
-<w:footnotes xmlns:wpc="http://schemas.microsoft.com/office/word/2010/wordprocessingCanvas" xmlns:cx="http://schemas.microsoft.com/office/drawing/2014/chartex" xmlns:cx1="http://schemas.microsoft.com/office/drawing/2015/9/8/chartex" xmlns:cx2="http://schemas.microsoft.com/office/drawing/2015/10/21/chartex" xmlns:cx3="http://schemas.microsoft.com/office/drawing/2016/5/9/chartex" xmlns:cx4="http://schemas.microsoft.com/office/drawing/2016/5/10/chartex" xmlns:cx5="http://schemas.microsoft.com/office/drawing/2016/5/11/chartex" xmlns:cx6="http://schemas.microsoft.com/office/drawing/2016/5/12/chartex" xmlns:cx7="http://schemas.microsoft.com/office/drawing/2016/5/13/chartex" xmlns:cx8="http://schemas.microsoft.com/office/drawing/2016/5/14/chartex" xmlns:mc="http://schemas.openxmlformats.org/markup-compatibility/2006" xmlns:aink="http://schemas.microsoft.com/office/drawing/2016/ink" xmlns:am3d="http://schemas.microsoft.com/office/drawing/2017/model3d" xmlns:o="urn:schemas-microsoft-com:office:office" xmlns:oel="http://schemas.microsoft.com/office/2019/extlst" xmlns:r="http://schemas.openxmlformats.org/officeDocument/2006/relationships" xmlns:m="http://schemas.openxmlformats.org/officeDocument/2006/math" xmlns:v="urn:schemas-microsoft-com:vml" xmlns:wp14="http://schemas.microsoft.com/office/word/2010/wordprocessingDrawing" xmlns:wp="http://schemas.openxmlformats.org/drawingml/2006/wordprocessingDrawing" xmlns:w10="urn:schemas-microsoft-com:office:word" xmlns:w="http://schemas.openxmlformats.org/wordprocessingml/2006/main" xmlns:w14="http://schemas.microsoft.com/office/word/2010/wordml" xmlns:w15="http://schemas.microsoft.com/office/word/2012/wordml" xmlns:w16cex="http://schemas.microsoft.com/office/word/2018/wordml/cex" xmlns:w16cid="http://schemas.microsoft.com/office/word/2016/wordml/cid" xmlns:w16="http://schemas.microsoft.com/office/word/2018/wordml" xmlns:w16du="http://schemas.microsoft.com/office/word/2023/wordml/word16du" xmlns:w16sdtdh="http://schemas.microsoft.com/office/word/2020/wordml/sdtdatahash" xmlns:w16sdtfl="http://schemas.microsoft.com/office/word/2024/wordml/sdtformatlock" xmlns:w16se="http://schemas.microsoft.com/office/word/2015/wordml/symex" xmlns:wpg="http://schemas.microsoft.com/office/word/2010/wordprocessingGroup" xmlns:wpi="http://schemas.microsoft.com/office/word/2010/wordprocessingInk" xmlns:wne="http://schemas.microsoft.com/office/word/2006/wordml" xmlns:wps="http://schemas.microsoft.com/office/word/2010/wordprocessingShape" mc:Ignorable="w14 w15 w16se w16cid w16 w16cex w16sdtdh w16sdtfl w16du wp14">
+<w:footnotes xmlns:wpc="http://schemas.microsoft.com/office/word/2010/wordprocessingCanvas" xmlns:mc="http://schemas.openxmlformats.org/markup-compatibility/2006" xmlns:o="urn:schemas-microsoft-com:office:office" xmlns:r="http://schemas.openxmlformats.org/officeDocument/2006/relationships" xmlns:m="http://schemas.openxmlformats.org/officeDocument/2006/math" xmlns:v="urn:schemas-microsoft-com:vml" xmlns:wp14="http://schemas.microsoft.com/office/word/2010/wordprocessingDrawing" xmlns:wp="http://schemas.openxmlformats.org/drawingml/2006/wordprocessingDrawing" xmlns:w10="urn:schemas-microsoft-com:office:word" xmlns:w="http://schemas.openxmlformats.org/wordprocessingml/2006/main" xmlns:w14="http://schemas.microsoft.com/office/word/2010/wordml" xmlns:w15="http://schemas.microsoft.com/office/word/2012/wordml" xmlns:wpg="http://schemas.microsoft.com/office/word/2010/wordprocessingGroup" xmlns:wpi="http://schemas.microsoft.com/office/word/2010/wordprocessingInk" xmlns:wne="http://schemas.microsoft.com/office/word/2006/wordml" xmlns:wps="http://schemas.microsoft.com/office/word/2010/wordprocessingShape" mc:Ignorable="w14 w15 wp14">
   <w:footnote w:type="separator" w:id="-1">
     <w:p>
       <w:pPr>
@@ -2175,8 +3092,8 @@
 </file>
 
 <file path=word/numbering.xml><?xml version="1.0" encoding="utf-8"?>
-<w:numbering xmlns:wpc="http://schemas.microsoft.com/office/word/2010/wordprocessingCanvas" xmlns:cx="http://schemas.microsoft.com/office/drawing/2014/chartex" xmlns:cx1="http://schemas.microsoft.com/office/drawing/2015/9/8/chartex" xmlns:cx2="http://schemas.microsoft.com/office/drawing/2015/10/21/chartex" xmlns:cx3="http://schemas.microsoft.com/office/drawing/2016/5/9/chartex" xmlns:cx4="http://schemas.microsoft.com/office/drawing/2016/5/10/chartex" xmlns:cx5="http://schemas.microsoft.com/office/drawing/2016/5/11/chartex" xmlns:cx6="http://schemas.microsoft.com/office/drawing/2016/5/12/chartex" xmlns:cx7="http://schemas.microsoft.com/office/drawing/2016/5/13/chartex" xmlns:cx8="http://schemas.microsoft.com/office/drawing/2016/5/14/chartex" xmlns:mc="http://schemas.openxmlformats.org/markup-compatibility/2006" xmlns:aink="http://schemas.microsoft.com/office/drawing/2016/ink" xmlns:am3d="http://schemas.microsoft.com/office/drawing/2017/model3d" xmlns:o="urn:schemas-microsoft-com:office:office" xmlns:oel="http://schemas.microsoft.com/office/2019/extlst" xmlns:r="http://schemas.openxmlformats.org/officeDocument/2006/relationships" xmlns:m="http://schemas.openxmlformats.org/officeDocument/2006/math" xmlns:v="urn:schemas-microsoft-com:vml" xmlns:wp14="http://schemas.microsoft.com/office/word/2010/wordprocessingDrawing" xmlns:wp="http://schemas.openxmlformats.org/drawingml/2006/wordprocessingDrawing" xmlns:w10="urn:schemas-microsoft-com:office:word" xmlns:w="http://schemas.openxmlformats.org/wordprocessingml/2006/main" xmlns:w14="http://schemas.microsoft.com/office/word/2010/wordml" xmlns:w15="http://schemas.microsoft.com/office/word/2012/wordml" xmlns:w16cex="http://schemas.microsoft.com/office/word/2018/wordml/cex" xmlns:w16cid="http://schemas.microsoft.com/office/word/2016/wordml/cid" xmlns:w16="http://schemas.microsoft.com/office/word/2018/wordml" xmlns:w16du="http://schemas.microsoft.com/office/word/2023/wordml/word16du" xmlns:w16sdtdh="http://schemas.microsoft.com/office/word/2020/wordml/sdtdatahash" xmlns:w16sdtfl="http://schemas.microsoft.com/office/word/2024/wordml/sdtformatlock" xmlns:w16se="http://schemas.microsoft.com/office/word/2015/wordml/symex" xmlns:wpg="http://schemas.microsoft.com/office/word/2010/wordprocessingGroup" xmlns:wpi="http://schemas.microsoft.com/office/word/2010/wordprocessingInk" xmlns:wne="http://schemas.microsoft.com/office/word/2006/wordml" xmlns:wps="http://schemas.microsoft.com/office/word/2010/wordprocessingShape" mc:Ignorable="w14 w15 w16se w16cid w16 w16cex w16sdtdh w16sdtfl w16du wp14">
-  <w:abstractNum w:abstractNumId="0" w15:restartNumberingAfterBreak="0">
+<w:numbering xmlns:wpc="http://schemas.microsoft.com/office/word/2010/wordprocessingCanvas" xmlns:mc="http://schemas.openxmlformats.org/markup-compatibility/2006" xmlns:o="urn:schemas-microsoft-com:office:office" xmlns:r="http://schemas.openxmlformats.org/officeDocument/2006/relationships" xmlns:m="http://schemas.openxmlformats.org/officeDocument/2006/math" xmlns:v="urn:schemas-microsoft-com:vml" xmlns:wp14="http://schemas.microsoft.com/office/word/2010/wordprocessingDrawing" xmlns:wp="http://schemas.openxmlformats.org/drawingml/2006/wordprocessingDrawing" xmlns:w10="urn:schemas-microsoft-com:office:word" xmlns:w="http://schemas.openxmlformats.org/wordprocessingml/2006/main" xmlns:w14="http://schemas.microsoft.com/office/word/2010/wordml" xmlns:w15="http://schemas.microsoft.com/office/word/2012/wordml" xmlns:wpg="http://schemas.microsoft.com/office/word/2010/wordprocessingGroup" xmlns:wpi="http://schemas.microsoft.com/office/word/2010/wordprocessingInk" xmlns:wne="http://schemas.microsoft.com/office/word/2006/wordml" xmlns:wps="http://schemas.microsoft.com/office/word/2010/wordprocessingShape" mc:Ignorable="w14 w15 wp14">
+  <w:abstractNum w:abstractNumId="0">
     <w:nsid w:val="12865B1E"/>
     <w:multiLevelType w:val="multilevel"/>
     <w:tmpl w:val="A16651E2"/>
@@ -2325,7 +3242,7 @@
       </w:rPr>
     </w:lvl>
   </w:abstractNum>
-  <w:abstractNum w:abstractNumId="1" w15:restartNumberingAfterBreak="0">
+  <w:abstractNum w:abstractNumId="1">
     <w:nsid w:val="14ED7B44"/>
     <w:multiLevelType w:val="multilevel"/>
     <w:tmpl w:val="CAB8779A"/>
@@ -2445,7 +3362,7 @@
       </w:rPr>
     </w:lvl>
   </w:abstractNum>
-  <w:abstractNum w:abstractNumId="2" w15:restartNumberingAfterBreak="0">
+  <w:abstractNum w:abstractNumId="2">
     <w:nsid w:val="1DCF34C0"/>
     <w:multiLevelType w:val="multilevel"/>
     <w:tmpl w:val="C86688C4"/>
@@ -2584,7 +3501,7 @@
       </w:rPr>
     </w:lvl>
   </w:abstractNum>
-  <w:abstractNum w:abstractNumId="3" w15:restartNumberingAfterBreak="0">
+  <w:abstractNum w:abstractNumId="3">
     <w:nsid w:val="1FC50C89"/>
     <w:multiLevelType w:val="multilevel"/>
     <w:tmpl w:val="48765062"/>
@@ -2701,7 +3618,7 @@
       </w:pPr>
     </w:lvl>
   </w:abstractNum>
-  <w:abstractNum w:abstractNumId="4" w15:restartNumberingAfterBreak="0">
+  <w:abstractNum w:abstractNumId="4">
     <w:nsid w:val="31885E40"/>
     <w:multiLevelType w:val="multilevel"/>
     <w:tmpl w:val="FE964DB2"/>
@@ -2850,7 +3767,7 @@
       </w:rPr>
     </w:lvl>
   </w:abstractNum>
-  <w:abstractNum w:abstractNumId="5" w15:restartNumberingAfterBreak="0">
+  <w:abstractNum w:abstractNumId="5">
     <w:nsid w:val="3213318F"/>
     <w:multiLevelType w:val="multilevel"/>
     <w:tmpl w:val="0B12F742"/>
@@ -2999,7 +3916,7 @@
       </w:rPr>
     </w:lvl>
   </w:abstractNum>
-  <w:abstractNum w:abstractNumId="6" w15:restartNumberingAfterBreak="0">
+  <w:abstractNum w:abstractNumId="6">
     <w:nsid w:val="354D1BEA"/>
     <w:multiLevelType w:val="hybridMultilevel"/>
     <w:tmpl w:val="2FF89804"/>
@@ -3089,7 +4006,7 @@
       </w:pPr>
     </w:lvl>
   </w:abstractNum>
-  <w:abstractNum w:abstractNumId="7" w15:restartNumberingAfterBreak="0">
+  <w:abstractNum w:abstractNumId="7">
     <w:nsid w:val="47777266"/>
     <w:multiLevelType w:val="hybridMultilevel"/>
     <w:tmpl w:val="1DA49848"/>
@@ -3202,7 +4119,7 @@
       </w:rPr>
     </w:lvl>
   </w:abstractNum>
-  <w:abstractNum w:abstractNumId="8" w15:restartNumberingAfterBreak="0">
+  <w:abstractNum w:abstractNumId="8">
     <w:nsid w:val="4A7A76FC"/>
     <w:multiLevelType w:val="hybridMultilevel"/>
     <w:tmpl w:val="F6385344"/>
@@ -3292,7 +4209,7 @@
       </w:pPr>
     </w:lvl>
   </w:abstractNum>
-  <w:abstractNum w:abstractNumId="9" w15:restartNumberingAfterBreak="0">
+  <w:abstractNum w:abstractNumId="9">
     <w:nsid w:val="4BF13117"/>
     <w:multiLevelType w:val="multilevel"/>
     <w:tmpl w:val="DC44C60A"/>
@@ -3409,7 +4326,7 @@
       </w:pPr>
     </w:lvl>
   </w:abstractNum>
-  <w:abstractNum w:abstractNumId="10" w15:restartNumberingAfterBreak="0">
+  <w:abstractNum w:abstractNumId="10">
     <w:nsid w:val="4C522F92"/>
     <w:multiLevelType w:val="multilevel"/>
     <w:tmpl w:val="5A4EE93C"/>
@@ -3526,7 +4443,7 @@
       </w:pPr>
     </w:lvl>
   </w:abstractNum>
-  <w:abstractNum w:abstractNumId="11" w15:restartNumberingAfterBreak="0">
+  <w:abstractNum w:abstractNumId="11">
     <w:nsid w:val="4D7E3260"/>
     <w:multiLevelType w:val="hybridMultilevel"/>
     <w:tmpl w:val="B0DA1686"/>
@@ -3637,7 +4554,7 @@
       </w:rPr>
     </w:lvl>
   </w:abstractNum>
-  <w:abstractNum w:abstractNumId="12" w15:restartNumberingAfterBreak="0">
+  <w:abstractNum w:abstractNumId="12">
     <w:nsid w:val="4FC20DAF"/>
     <w:multiLevelType w:val="multilevel"/>
     <w:tmpl w:val="249A8FA6"/>
@@ -3750,7 +4667,7 @@
       </w:pPr>
     </w:lvl>
   </w:abstractNum>
-  <w:abstractNum w:abstractNumId="13" w15:restartNumberingAfterBreak="0">
+  <w:abstractNum w:abstractNumId="13">
     <w:nsid w:val="583659A6"/>
     <w:multiLevelType w:val="multilevel"/>
     <w:tmpl w:val="1B329B2E"/>
@@ -3867,7 +4784,7 @@
       </w:pPr>
     </w:lvl>
   </w:abstractNum>
-  <w:abstractNum w:abstractNumId="14" w15:restartNumberingAfterBreak="0">
+  <w:abstractNum w:abstractNumId="14">
     <w:nsid w:val="58BD0ED1"/>
     <w:multiLevelType w:val="hybridMultilevel"/>
     <w:tmpl w:val="0C7C6512"/>
@@ -3982,7 +4899,7 @@
       </w:rPr>
     </w:lvl>
   </w:abstractNum>
-  <w:abstractNum w:abstractNumId="15" w15:restartNumberingAfterBreak="0">
+  <w:abstractNum w:abstractNumId="15">
     <w:nsid w:val="65EE2548"/>
     <w:multiLevelType w:val="multilevel"/>
     <w:tmpl w:val="33DA860E"/>
@@ -4117,67 +5034,216 @@
       </w:rPr>
     </w:lvl>
   </w:abstractNum>
-  <w:num w:numId="1" w16cid:durableId="1872837085">
+  <w:abstractNum w:abstractNumId="16">
+    <w:nsid w:val="7CD96B89"/>
+    <w:multiLevelType w:val="multilevel"/>
+    <w:tmpl w:val="679686AC"/>
+    <w:lvl w:ilvl="0">
+      <w:start w:val="1"/>
+      <w:numFmt w:val="bullet"/>
+      <w:lvlText w:val=""/>
+      <w:lvlJc w:val="left"/>
+      <w:pPr>
+        <w:tabs>
+          <w:tab w:val="num" w:pos="720"/>
+        </w:tabs>
+        <w:ind w:left="720" w:hanging="360"/>
+      </w:pPr>
+      <w:rPr>
+        <w:rFonts w:ascii="Symbol" w:hAnsi="Symbol" w:hint="default"/>
+        <w:sz w:val="20"/>
+      </w:rPr>
+    </w:lvl>
+    <w:lvl w:ilvl="1">
+      <w:start w:val="1"/>
+      <w:numFmt w:val="bullet"/>
+      <w:lvlText w:val="o"/>
+      <w:lvlJc w:val="left"/>
+      <w:pPr>
+        <w:tabs>
+          <w:tab w:val="num" w:pos="1440"/>
+        </w:tabs>
+        <w:ind w:left="1440" w:hanging="360"/>
+      </w:pPr>
+      <w:rPr>
+        <w:rFonts w:ascii="Courier New" w:hAnsi="Courier New" w:hint="default"/>
+        <w:sz w:val="20"/>
+      </w:rPr>
+    </w:lvl>
+    <w:lvl w:ilvl="2" w:tentative="1">
+      <w:start w:val="1"/>
+      <w:numFmt w:val="bullet"/>
+      <w:lvlText w:val=""/>
+      <w:lvlJc w:val="left"/>
+      <w:pPr>
+        <w:tabs>
+          <w:tab w:val="num" w:pos="2160"/>
+        </w:tabs>
+        <w:ind w:left="2160" w:hanging="360"/>
+      </w:pPr>
+      <w:rPr>
+        <w:rFonts w:ascii="Wingdings" w:hAnsi="Wingdings" w:hint="default"/>
+        <w:sz w:val="20"/>
+      </w:rPr>
+    </w:lvl>
+    <w:lvl w:ilvl="3" w:tentative="1">
+      <w:start w:val="1"/>
+      <w:numFmt w:val="bullet"/>
+      <w:lvlText w:val=""/>
+      <w:lvlJc w:val="left"/>
+      <w:pPr>
+        <w:tabs>
+          <w:tab w:val="num" w:pos="2880"/>
+        </w:tabs>
+        <w:ind w:left="2880" w:hanging="360"/>
+      </w:pPr>
+      <w:rPr>
+        <w:rFonts w:ascii="Wingdings" w:hAnsi="Wingdings" w:hint="default"/>
+        <w:sz w:val="20"/>
+      </w:rPr>
+    </w:lvl>
+    <w:lvl w:ilvl="4" w:tentative="1">
+      <w:start w:val="1"/>
+      <w:numFmt w:val="bullet"/>
+      <w:lvlText w:val=""/>
+      <w:lvlJc w:val="left"/>
+      <w:pPr>
+        <w:tabs>
+          <w:tab w:val="num" w:pos="3600"/>
+        </w:tabs>
+        <w:ind w:left="3600" w:hanging="360"/>
+      </w:pPr>
+      <w:rPr>
+        <w:rFonts w:ascii="Wingdings" w:hAnsi="Wingdings" w:hint="default"/>
+        <w:sz w:val="20"/>
+      </w:rPr>
+    </w:lvl>
+    <w:lvl w:ilvl="5" w:tentative="1">
+      <w:start w:val="1"/>
+      <w:numFmt w:val="bullet"/>
+      <w:lvlText w:val=""/>
+      <w:lvlJc w:val="left"/>
+      <w:pPr>
+        <w:tabs>
+          <w:tab w:val="num" w:pos="4320"/>
+        </w:tabs>
+        <w:ind w:left="4320" w:hanging="360"/>
+      </w:pPr>
+      <w:rPr>
+        <w:rFonts w:ascii="Wingdings" w:hAnsi="Wingdings" w:hint="default"/>
+        <w:sz w:val="20"/>
+      </w:rPr>
+    </w:lvl>
+    <w:lvl w:ilvl="6" w:tentative="1">
+      <w:start w:val="1"/>
+      <w:numFmt w:val="bullet"/>
+      <w:lvlText w:val=""/>
+      <w:lvlJc w:val="left"/>
+      <w:pPr>
+        <w:tabs>
+          <w:tab w:val="num" w:pos="5040"/>
+        </w:tabs>
+        <w:ind w:left="5040" w:hanging="360"/>
+      </w:pPr>
+      <w:rPr>
+        <w:rFonts w:ascii="Wingdings" w:hAnsi="Wingdings" w:hint="default"/>
+        <w:sz w:val="20"/>
+      </w:rPr>
+    </w:lvl>
+    <w:lvl w:ilvl="7" w:tentative="1">
+      <w:start w:val="1"/>
+      <w:numFmt w:val="bullet"/>
+      <w:lvlText w:val=""/>
+      <w:lvlJc w:val="left"/>
+      <w:pPr>
+        <w:tabs>
+          <w:tab w:val="num" w:pos="5760"/>
+        </w:tabs>
+        <w:ind w:left="5760" w:hanging="360"/>
+      </w:pPr>
+      <w:rPr>
+        <w:rFonts w:ascii="Wingdings" w:hAnsi="Wingdings" w:hint="default"/>
+        <w:sz w:val="20"/>
+      </w:rPr>
+    </w:lvl>
+    <w:lvl w:ilvl="8" w:tentative="1">
+      <w:start w:val="1"/>
+      <w:numFmt w:val="bullet"/>
+      <w:lvlText w:val=""/>
+      <w:lvlJc w:val="left"/>
+      <w:pPr>
+        <w:tabs>
+          <w:tab w:val="num" w:pos="6480"/>
+        </w:tabs>
+        <w:ind w:left="6480" w:hanging="360"/>
+      </w:pPr>
+      <w:rPr>
+        <w:rFonts w:ascii="Wingdings" w:hAnsi="Wingdings" w:hint="default"/>
+        <w:sz w:val="20"/>
+      </w:rPr>
+    </w:lvl>
+  </w:abstractNum>
+  <w:num w:numId="1">
     <w:abstractNumId w:val="15"/>
   </w:num>
-  <w:num w:numId="2" w16cid:durableId="629484526">
+  <w:num w:numId="2">
     <w:abstractNumId w:val="12"/>
   </w:num>
-  <w:num w:numId="3" w16cid:durableId="1547058558">
+  <w:num w:numId="3">
     <w:abstractNumId w:val="1"/>
   </w:num>
-  <w:num w:numId="4" w16cid:durableId="1364750250">
+  <w:num w:numId="4">
     <w:abstractNumId w:val="1"/>
   </w:num>
-  <w:num w:numId="5" w16cid:durableId="588732480">
+  <w:num w:numId="5">
     <w:abstractNumId w:val="1"/>
   </w:num>
-  <w:num w:numId="6" w16cid:durableId="1684891842">
+  <w:num w:numId="6">
     <w:abstractNumId w:val="1"/>
   </w:num>
-  <w:num w:numId="7" w16cid:durableId="984509543">
+  <w:num w:numId="7">
     <w:abstractNumId w:val="1"/>
   </w:num>
-  <w:num w:numId="8" w16cid:durableId="1724325988">
+  <w:num w:numId="8">
     <w:abstractNumId w:val="7"/>
   </w:num>
-  <w:num w:numId="9" w16cid:durableId="1660696523">
+  <w:num w:numId="9">
     <w:abstractNumId w:val="7"/>
   </w:num>
-  <w:num w:numId="10" w16cid:durableId="1436712288">
+  <w:num w:numId="10">
     <w:abstractNumId w:val="6"/>
   </w:num>
-  <w:num w:numId="11" w16cid:durableId="88281623">
+  <w:num w:numId="11">
     <w:abstractNumId w:val="11"/>
   </w:num>
-  <w:num w:numId="12" w16cid:durableId="632179923">
+  <w:num w:numId="12">
     <w:abstractNumId w:val="2"/>
   </w:num>
-  <w:num w:numId="13" w16cid:durableId="1856770126">
+  <w:num w:numId="13">
     <w:abstractNumId w:val="14"/>
   </w:num>
-  <w:num w:numId="14" w16cid:durableId="587158355">
+  <w:num w:numId="14">
     <w:abstractNumId w:val="8"/>
   </w:num>
-  <w:num w:numId="15" w16cid:durableId="1815945535">
+  <w:num w:numId="15">
     <w:abstractNumId w:val="11"/>
   </w:num>
-  <w:num w:numId="16" w16cid:durableId="659311231">
+  <w:num w:numId="16">
     <w:abstractNumId w:val="2"/>
   </w:num>
-  <w:num w:numId="17" w16cid:durableId="859201056">
+  <w:num w:numId="17">
     <w:abstractNumId w:val="14"/>
   </w:num>
-  <w:num w:numId="18" w16cid:durableId="1186868295">
+  <w:num w:numId="18">
     <w:abstractNumId w:val="11"/>
   </w:num>
-  <w:num w:numId="19" w16cid:durableId="1653019529">
+  <w:num w:numId="19">
     <w:abstractNumId w:val="2"/>
   </w:num>
-  <w:num w:numId="20" w16cid:durableId="812714548">
+  <w:num w:numId="20">
     <w:abstractNumId w:val="14"/>
   </w:num>
-  <w:num w:numId="21" w16cid:durableId="1594195563">
+  <w:num w:numId="21">
     <w:abstractNumId w:val="3"/>
     <w:lvlOverride w:ilvl="0">
       <w:startOverride w:val="1"/>
@@ -4205,29 +5271,32 @@
       <w:startOverride w:val="1"/>
     </w:lvlOverride>
   </w:num>
-  <w:num w:numId="22" w16cid:durableId="765805620">
+  <w:num w:numId="22">
     <w:abstractNumId w:val="5"/>
   </w:num>
-  <w:num w:numId="23" w16cid:durableId="431709453">
+  <w:num w:numId="23">
     <w:abstractNumId w:val="4"/>
   </w:num>
-  <w:num w:numId="24" w16cid:durableId="1377244402">
+  <w:num w:numId="24">
     <w:abstractNumId w:val="0"/>
   </w:num>
-  <w:num w:numId="25" w16cid:durableId="268047295">
+  <w:num w:numId="25">
     <w:abstractNumId w:val="9"/>
   </w:num>
-  <w:num w:numId="26" w16cid:durableId="660036832">
+  <w:num w:numId="26">
     <w:abstractNumId w:val="10"/>
   </w:num>
-  <w:num w:numId="27" w16cid:durableId="1882013706">
+  <w:num w:numId="27">
     <w:abstractNumId w:val="13"/>
+  </w:num>
+  <w:num w:numId="28">
+    <w:abstractNumId w:val="16"/>
   </w:num>
 </w:numbering>
 </file>
 
 <file path=word/styles.xml><?xml version="1.0" encoding="utf-8"?>
-<w:styles xmlns:mc="http://schemas.openxmlformats.org/markup-compatibility/2006" xmlns:r="http://schemas.openxmlformats.org/officeDocument/2006/relationships" xmlns:w="http://schemas.openxmlformats.org/wordprocessingml/2006/main" xmlns:w14="http://schemas.microsoft.com/office/word/2010/wordml" xmlns:w15="http://schemas.microsoft.com/office/word/2012/wordml" xmlns:w16cex="http://schemas.microsoft.com/office/word/2018/wordml/cex" xmlns:w16cid="http://schemas.microsoft.com/office/word/2016/wordml/cid" xmlns:w16="http://schemas.microsoft.com/office/word/2018/wordml" xmlns:w16du="http://schemas.microsoft.com/office/word/2023/wordml/word16du" xmlns:w16sdtdh="http://schemas.microsoft.com/office/word/2020/wordml/sdtdatahash" xmlns:w16sdtfl="http://schemas.microsoft.com/office/word/2024/wordml/sdtformatlock" xmlns:w16se="http://schemas.microsoft.com/office/word/2015/wordml/symex" mc:Ignorable="w14 w15 w16se w16cid w16 w16cex w16sdtdh w16sdtfl w16du">
+<w:styles xmlns:mc="http://schemas.openxmlformats.org/markup-compatibility/2006" xmlns:r="http://schemas.openxmlformats.org/officeDocument/2006/relationships" xmlns:w="http://schemas.openxmlformats.org/wordprocessingml/2006/main" xmlns:w14="http://schemas.microsoft.com/office/word/2010/wordml" xmlns:w15="http://schemas.microsoft.com/office/word/2012/wordml" mc:Ignorable="w14 w15">
   <w:docDefaults>
     <w:rPrDefault>
       <w:rPr>
@@ -4246,7 +5315,7 @@
       </w:pPr>
     </w:pPrDefault>
   </w:docDefaults>
-  <w:latentStyles w:defLockedState="0" w:defUIPriority="99" w:defSemiHidden="0" w:defUnhideWhenUsed="0" w:defQFormat="0" w:count="376">
+  <w:latentStyles w:defLockedState="0" w:defUIPriority="99" w:defSemiHidden="0" w:defUnhideWhenUsed="0" w:defQFormat="0" w:count="371">
     <w:lsdException w:name="Normal" w:uiPriority="0" w:qFormat="1"/>
     <w:lsdException w:name="heading 1" w:uiPriority="0" w:qFormat="1"/>
     <w:lsdException w:name="heading 2" w:semiHidden="1" w:uiPriority="9" w:unhideWhenUsed="1" w:qFormat="1"/>
@@ -4618,11 +5687,6 @@
     <w:lsdException w:name="List Table 5 Dark Accent 6" w:uiPriority="50"/>
     <w:lsdException w:name="List Table 6 Colorful Accent 6" w:uiPriority="51"/>
     <w:lsdException w:name="List Table 7 Colorful Accent 6" w:uiPriority="52"/>
-    <w:lsdException w:name="Mention" w:semiHidden="1" w:unhideWhenUsed="1"/>
-    <w:lsdException w:name="Smart Hyperlink" w:semiHidden="1" w:unhideWhenUsed="1"/>
-    <w:lsdException w:name="Hashtag" w:semiHidden="1" w:unhideWhenUsed="1"/>
-    <w:lsdException w:name="Unresolved Mention" w:semiHidden="1" w:unhideWhenUsed="1"/>
-    <w:lsdException w:name="Smart Link" w:semiHidden="1" w:unhideWhenUsed="1"/>
   </w:latentStyles>
   <w:style w:type="paragraph" w:default="1" w:styleId="Normal">
     <w:name w:val="Normal"/>
@@ -4856,6 +5920,7 @@
   <w:style w:type="character" w:default="1" w:styleId="DefaultParagraphFont">
     <w:name w:val="Default Paragraph Font"/>
     <w:uiPriority w:val="1"/>
+    <w:semiHidden/>
     <w:unhideWhenUsed/>
   </w:style>
   <w:style w:type="table" w:default="1" w:styleId="TableNormal">
@@ -5354,6 +6419,7 @@
       <w:spacing w:after="0" w:line="240" w:lineRule="auto"/>
     </w:pPr>
     <w:tblPr>
+      <w:tblInd w:w="0" w:type="dxa"/>
       <w:tblBorders>
         <w:top w:val="single" w:sz="4" w:space="0" w:color="BFBFBF" w:themeColor="background1" w:themeShade="BF"/>
         <w:left w:val="single" w:sz="4" w:space="0" w:color="BFBFBF" w:themeColor="background1" w:themeShade="BF"/>
@@ -5362,6 +6428,12 @@
         <w:insideH w:val="single" w:sz="4" w:space="0" w:color="BFBFBF" w:themeColor="background1" w:themeShade="BF"/>
         <w:insideV w:val="single" w:sz="4" w:space="0" w:color="BFBFBF" w:themeColor="background1" w:themeShade="BF"/>
       </w:tblBorders>
+      <w:tblCellMar>
+        <w:top w:w="0" w:type="dxa"/>
+        <w:left w:w="108" w:type="dxa"/>
+        <w:bottom w:w="0" w:type="dxa"/>
+        <w:right w:w="108" w:type="dxa"/>
+      </w:tblCellMar>
     </w:tblPr>
   </w:style>
   <w:style w:type="table" w:styleId="PlainTable1">
@@ -5375,6 +6447,7 @@
     <w:tblPr>
       <w:tblStyleRowBandSize w:val="1"/>
       <w:tblStyleColBandSize w:val="1"/>
+      <w:tblInd w:w="0" w:type="dxa"/>
       <w:tblBorders>
         <w:top w:val="single" w:sz="4" w:space="0" w:color="BFBFBF" w:themeColor="background1" w:themeShade="BF"/>
         <w:left w:val="single" w:sz="4" w:space="0" w:color="BFBFBF" w:themeColor="background1" w:themeShade="BF"/>
@@ -5383,6 +6456,12 @@
         <w:insideH w:val="single" w:sz="4" w:space="0" w:color="BFBFBF" w:themeColor="background1" w:themeShade="BF"/>
         <w:insideV w:val="single" w:sz="4" w:space="0" w:color="BFBFBF" w:themeColor="background1" w:themeShade="BF"/>
       </w:tblBorders>
+      <w:tblCellMar>
+        <w:top w:w="0" w:type="dxa"/>
+        <w:left w:w="108" w:type="dxa"/>
+        <w:bottom w:w="0" w:type="dxa"/>
+        <w:right w:w="108" w:type="dxa"/>
+      </w:tblCellMar>
     </w:tblPr>
     <w:tblStylePr w:type="firstRow">
       <w:rPr>
@@ -5857,7 +6936,7 @@
 </file>
 
 <file path=customXml/itemProps1.xml><?xml version="1.0" encoding="utf-8"?>
-<ds:datastoreItem xmlns:ds="http://schemas.openxmlformats.org/officeDocument/2006/customXml" ds:itemID="{FA341CE4-7FDE-4042-B8A7-B3F4B2CFE0F9}">
+<ds:datastoreItem xmlns:ds="http://schemas.openxmlformats.org/officeDocument/2006/customXml" ds:itemID="{03EC2B84-06E1-4AAB-995D-F212AE24A020}">
   <ds:schemaRefs>
     <ds:schemaRef ds:uri="http://schemas.openxmlformats.org/officeDocument/2006/bibliography"/>
   </ds:schemaRefs>
